--- a/7-技术管理/运行记录类文件/070201-运维服务技术研发规划.docx
+++ b/7-技术管理/运行记录类文件/070201-运维服务技术研发规划.docx
@@ -5,9 +5,60 @@
     <w:p>
       <w:pPr>
         <w:pStyle w:val="31"/>
+        <w:keepNext w:val="0"/>
+        <w:keepLines w:val="0"/>
+        <w:pageBreakBefore w:val="0"/>
+        <w:widowControl w:val="0"/>
+        <w:kinsoku w:val="0"/>
+        <w:wordWrap/>
+        <w:overflowPunct/>
+        <w:topLinePunct w:val="0"/>
+        <w:autoSpaceDE w:val="0"/>
+        <w:autoSpaceDN w:val="0"/>
         <w:bidi w:val="0"/>
+        <w:adjustRightInd w:val="0"/>
+        <w:snapToGrid w:val="0"/>
+        <w:textAlignment w:val="baseline"/>
       </w:pPr>
-      <w:bookmarkStart w:id="0" w:name="_Toc12630"/>
+      <w:bookmarkStart w:id="0" w:name="_Toc4480"/>
+    </w:p>
+    <w:p>
+      <w:pPr>
+        <w:pStyle w:val="31"/>
+        <w:keepNext w:val="0"/>
+        <w:keepLines w:val="0"/>
+        <w:pageBreakBefore w:val="0"/>
+        <w:widowControl w:val="0"/>
+        <w:kinsoku w:val="0"/>
+        <w:wordWrap/>
+        <w:overflowPunct/>
+        <w:topLinePunct w:val="0"/>
+        <w:autoSpaceDE w:val="0"/>
+        <w:autoSpaceDN w:val="0"/>
+        <w:bidi w:val="0"/>
+        <w:adjustRightInd w:val="0"/>
+        <w:snapToGrid w:val="0"/>
+        <w:textAlignment w:val="baseline"/>
+      </w:pPr>
+    </w:p>
+    <w:p>
+      <w:pPr>
+        <w:pStyle w:val="31"/>
+        <w:keepNext w:val="0"/>
+        <w:keepLines w:val="0"/>
+        <w:pageBreakBefore w:val="0"/>
+        <w:widowControl w:val="0"/>
+        <w:kinsoku w:val="0"/>
+        <w:wordWrap/>
+        <w:overflowPunct/>
+        <w:topLinePunct w:val="0"/>
+        <w:autoSpaceDE w:val="0"/>
+        <w:autoSpaceDN w:val="0"/>
+        <w:bidi w:val="0"/>
+        <w:adjustRightInd w:val="0"/>
+        <w:snapToGrid w:val="0"/>
+        <w:textAlignment w:val="baseline"/>
+      </w:pPr>
       <w:r>
         <w:t>运维服务技术研发规划</w:t>
       </w:r>
@@ -16,9 +67,22 @@
     <w:p>
       <w:pPr>
         <w:pStyle w:val="32"/>
+        <w:keepNext w:val="0"/>
+        <w:keepLines w:val="0"/>
+        <w:pageBreakBefore w:val="0"/>
+        <w:widowControl w:val="0"/>
+        <w:kinsoku w:val="0"/>
+        <w:wordWrap/>
+        <w:overflowPunct/>
+        <w:topLinePunct w:val="0"/>
+        <w:autoSpaceDE w:val="0"/>
+        <w:autoSpaceDN w:val="0"/>
         <w:bidi w:val="0"/>
+        <w:adjustRightInd w:val="0"/>
+        <w:snapToGrid w:val="0"/>
+        <w:textAlignment w:val="baseline"/>
       </w:pPr>
-      <w:bookmarkStart w:id="1" w:name="_Toc29569"/>
+      <w:bookmarkStart w:id="1" w:name="_Toc19035"/>
       <w:r>
         <w:t>甘肃国邦信息科技有限公司</w:t>
       </w:r>
@@ -26,33 +90,80 @@
     </w:p>
     <w:p>
       <w:pPr>
-        <w:pStyle w:val="40"/>
+        <w:keepNext w:val="0"/>
+        <w:keepLines w:val="0"/>
+        <w:pageBreakBefore w:val="0"/>
+        <w:widowControl w:val="0"/>
+        <w:kinsoku w:val="0"/>
+        <w:wordWrap/>
+        <w:overflowPunct/>
+        <w:topLinePunct w:val="0"/>
+        <w:autoSpaceDE w:val="0"/>
+        <w:autoSpaceDN w:val="0"/>
         <w:bidi w:val="0"/>
-        <w:ind w:left="0" w:leftChars="0" w:right="0" w:rightChars="0" w:firstLine="0" w:firstLineChars="0"/>
+        <w:adjustRightInd w:val="0"/>
+        <w:snapToGrid w:val="0"/>
+        <w:spacing w:line="219" w:lineRule="auto"/>
         <w:jc w:val="center"/>
+        <w:textAlignment w:val="baseline"/>
         <w:rPr>
-          <w:rFonts w:hint="default"/>
+          <w:rFonts w:hint="default" w:ascii="宋体" w:hAnsi="宋体" w:eastAsia="宋体" w:cs="宋体"/>
+          <w:sz w:val="36"/>
+          <w:szCs w:val="36"/>
           <w:lang w:val="en-US" w:eastAsia="zh-CN"/>
         </w:rPr>
         <w:sectPr>
-          <w:footerReference r:id="rId5" w:type="default"/>
           <w:pgSz w:w="11906" w:h="16839"/>
-          <w:pgMar w:top="1431" w:right="1785" w:bottom="1146" w:left="1785" w:header="0" w:footer="896" w:gutter="0"/>
+          <w:pgMar w:top="1431" w:right="1785" w:bottom="0" w:left="1785" w:header="0" w:footer="0" w:gutter="0"/>
           <w:cols w:space="720" w:num="1"/>
         </w:sectPr>
       </w:pPr>
       <w:r>
         <w:rPr>
-          <w:rFonts w:hint="eastAsia"/>
+          <w:rFonts w:hint="eastAsia" w:ascii="宋体" w:hAnsi="宋体" w:eastAsia="宋体" w:cs="宋体"/>
+          <w:sz w:val="36"/>
+          <w:szCs w:val="36"/>
           <w:lang w:val="en-US" w:eastAsia="zh-CN"/>
         </w:rPr>
-        <w:t>2025年1月4日</w:t>
+        <w:t>2025年1月</w:t>
+      </w:r>
+      <w:r>
+        <w:rPr>
+          <w:rFonts w:hint="eastAsia" w:ascii="宋体" w:hAnsi="宋体" w:cs="宋体"/>
+          <w:sz w:val="36"/>
+          <w:szCs w:val="36"/>
+          <w:lang w:val="en-US" w:eastAsia="zh-CN"/>
+        </w:rPr>
+        <w:t>6</w:t>
+      </w:r>
+      <w:r>
+        <w:rPr>
+          <w:rFonts w:hint="eastAsia" w:ascii="宋体" w:hAnsi="宋体" w:eastAsia="宋体" w:cs="宋体"/>
+          <w:sz w:val="36"/>
+          <w:szCs w:val="36"/>
+          <w:lang w:val="en-US" w:eastAsia="zh-CN"/>
+        </w:rPr>
+        <w:t>日</w:t>
       </w:r>
     </w:p>
     <w:p>
       <w:pPr>
+        <w:keepNext w:val="0"/>
+        <w:keepLines w:val="0"/>
+        <w:pageBreakBefore w:val="0"/>
+        <w:widowControl w:val="0"/>
+        <w:kinsoku w:val="0"/>
+        <w:wordWrap/>
+        <w:overflowPunct/>
+        <w:topLinePunct w:val="0"/>
+        <w:autoSpaceDE w:val="0"/>
+        <w:autoSpaceDN w:val="0"/>
+        <w:bidi w:val="0"/>
+        <w:adjustRightInd w:val="0"/>
+        <w:snapToGrid w:val="0"/>
         <w:spacing w:before="69" w:line="220" w:lineRule="auto"/>
         <w:ind w:left="3954"/>
+        <w:textAlignment w:val="baseline"/>
         <w:outlineLvl w:val="0"/>
         <w:rPr>
           <w:rFonts w:ascii="宋体" w:hAnsi="宋体" w:eastAsia="宋体" w:cs="宋体"/>
@@ -60,7 +171,7 @@
           <w:szCs w:val="21"/>
         </w:rPr>
       </w:pPr>
-      <w:bookmarkStart w:id="2" w:name="_Toc16398"/>
+      <w:bookmarkStart w:id="2" w:name="_Toc21048"/>
       <w:r>
         <w:rPr>
           <w:rFonts w:ascii="宋体" w:hAnsi="宋体" w:eastAsia="宋体" w:cs="宋体"/>
@@ -74,7 +185,21 @@
     </w:p>
     <w:p>
       <w:pPr>
+        <w:keepNext w:val="0"/>
+        <w:keepLines w:val="0"/>
+        <w:pageBreakBefore w:val="0"/>
+        <w:widowControl w:val="0"/>
+        <w:kinsoku w:val="0"/>
+        <w:wordWrap/>
+        <w:overflowPunct/>
+        <w:topLinePunct w:val="0"/>
+        <w:autoSpaceDE w:val="0"/>
+        <w:autoSpaceDN w:val="0"/>
+        <w:bidi w:val="0"/>
+        <w:adjustRightInd w:val="0"/>
+        <w:snapToGrid w:val="0"/>
         <w:spacing w:line="16" w:lineRule="exact"/>
+        <w:textAlignment w:val="baseline"/>
       </w:pPr>
     </w:p>
     <w:tbl>
@@ -132,8 +257,22 @@
           <w:p>
             <w:pPr>
               <w:pStyle w:val="25"/>
+              <w:keepNext w:val="0"/>
+              <w:keepLines w:val="0"/>
+              <w:pageBreakBefore w:val="0"/>
+              <w:widowControl w:val="0"/>
+              <w:kinsoku w:val="0"/>
+              <w:wordWrap/>
+              <w:overflowPunct/>
+              <w:topLinePunct w:val="0"/>
+              <w:autoSpaceDE w:val="0"/>
+              <w:autoSpaceDN w:val="0"/>
+              <w:bidi w:val="0"/>
+              <w:adjustRightInd w:val="0"/>
+              <w:snapToGrid w:val="0"/>
               <w:spacing w:before="199" w:line="220" w:lineRule="auto"/>
               <w:ind w:left="225"/>
+              <w:textAlignment w:val="baseline"/>
             </w:pPr>
             <w:r>
               <w:rPr>
@@ -151,8 +290,22 @@
           <w:p>
             <w:pPr>
               <w:pStyle w:val="25"/>
+              <w:keepNext w:val="0"/>
+              <w:keepLines w:val="0"/>
+              <w:pageBreakBefore w:val="0"/>
+              <w:widowControl w:val="0"/>
+              <w:kinsoku w:val="0"/>
+              <w:wordWrap/>
+              <w:overflowPunct/>
+              <w:topLinePunct w:val="0"/>
+              <w:autoSpaceDE w:val="0"/>
+              <w:autoSpaceDN w:val="0"/>
+              <w:bidi w:val="0"/>
+              <w:adjustRightInd w:val="0"/>
+              <w:snapToGrid w:val="0"/>
               <w:spacing w:before="200" w:line="218" w:lineRule="auto"/>
               <w:ind w:left="108"/>
+              <w:textAlignment w:val="baseline"/>
             </w:pPr>
             <w:r>
               <w:rPr>
@@ -212,8 +365,22 @@
           <w:p>
             <w:pPr>
               <w:pStyle w:val="25"/>
+              <w:keepNext w:val="0"/>
+              <w:keepLines w:val="0"/>
+              <w:pageBreakBefore w:val="0"/>
+              <w:widowControl w:val="0"/>
+              <w:kinsoku w:val="0"/>
+              <w:wordWrap/>
+              <w:overflowPunct/>
+              <w:topLinePunct w:val="0"/>
+              <w:autoSpaceDE w:val="0"/>
+              <w:autoSpaceDN w:val="0"/>
+              <w:bidi w:val="0"/>
+              <w:adjustRightInd w:val="0"/>
+              <w:snapToGrid w:val="0"/>
               <w:spacing w:before="196" w:line="220" w:lineRule="auto"/>
               <w:ind w:left="435"/>
+              <w:textAlignment w:val="baseline"/>
             </w:pPr>
             <w:r>
               <w:rPr>
@@ -231,8 +398,22 @@
           <w:p>
             <w:pPr>
               <w:pStyle w:val="25"/>
+              <w:keepNext w:val="0"/>
+              <w:keepLines w:val="0"/>
+              <w:pageBreakBefore w:val="0"/>
+              <w:widowControl w:val="0"/>
+              <w:kinsoku w:val="0"/>
+              <w:wordWrap/>
+              <w:overflowPunct/>
+              <w:topLinePunct w:val="0"/>
+              <w:autoSpaceDE w:val="0"/>
+              <w:autoSpaceDN w:val="0"/>
+              <w:bidi w:val="0"/>
+              <w:adjustRightInd w:val="0"/>
+              <w:snapToGrid w:val="0"/>
               <w:spacing w:before="197" w:line="219" w:lineRule="auto"/>
               <w:ind w:left="108"/>
+              <w:textAlignment w:val="baseline"/>
             </w:pPr>
             <w:r>
               <w:rPr>
@@ -270,8 +451,22 @@
           <w:p>
             <w:pPr>
               <w:pStyle w:val="25"/>
+              <w:keepNext w:val="0"/>
+              <w:keepLines w:val="0"/>
+              <w:pageBreakBefore w:val="0"/>
+              <w:widowControl w:val="0"/>
+              <w:kinsoku w:val="0"/>
+              <w:wordWrap/>
+              <w:overflowPunct/>
+              <w:topLinePunct w:val="0"/>
+              <w:autoSpaceDE w:val="0"/>
+              <w:autoSpaceDN w:val="0"/>
+              <w:bidi w:val="0"/>
+              <w:adjustRightInd w:val="0"/>
+              <w:snapToGrid w:val="0"/>
               <w:spacing w:before="199" w:line="219" w:lineRule="auto"/>
               <w:ind w:left="435"/>
+              <w:textAlignment w:val="baseline"/>
             </w:pPr>
             <w:r>
               <w:rPr>
@@ -288,8 +483,22 @@
           <w:p>
             <w:pPr>
               <w:pStyle w:val="25"/>
+              <w:keepNext w:val="0"/>
+              <w:keepLines w:val="0"/>
+              <w:pageBreakBefore w:val="0"/>
+              <w:widowControl w:val="0"/>
+              <w:kinsoku w:val="0"/>
+              <w:wordWrap/>
+              <w:overflowPunct/>
+              <w:topLinePunct w:val="0"/>
+              <w:autoSpaceDE w:val="0"/>
+              <w:autoSpaceDN w:val="0"/>
+              <w:bidi w:val="0"/>
+              <w:adjustRightInd w:val="0"/>
+              <w:snapToGrid w:val="0"/>
               <w:spacing w:before="199" w:line="219" w:lineRule="auto"/>
               <w:ind w:left="359"/>
+              <w:textAlignment w:val="baseline"/>
             </w:pPr>
             <w:r>
               <w:rPr>
@@ -306,8 +515,22 @@
           <w:p>
             <w:pPr>
               <w:pStyle w:val="25"/>
+              <w:keepNext w:val="0"/>
+              <w:keepLines w:val="0"/>
+              <w:pageBreakBefore w:val="0"/>
+              <w:widowControl w:val="0"/>
+              <w:kinsoku w:val="0"/>
+              <w:wordWrap/>
+              <w:overflowPunct/>
+              <w:topLinePunct w:val="0"/>
+              <w:autoSpaceDE w:val="0"/>
+              <w:autoSpaceDN w:val="0"/>
+              <w:bidi w:val="0"/>
+              <w:adjustRightInd w:val="0"/>
+              <w:snapToGrid w:val="0"/>
               <w:spacing w:before="199" w:line="219" w:lineRule="auto"/>
               <w:ind w:left="735"/>
+              <w:textAlignment w:val="baseline"/>
             </w:pPr>
             <w:r>
               <w:rPr>
@@ -324,8 +547,22 @@
           <w:p>
             <w:pPr>
               <w:pStyle w:val="25"/>
+              <w:keepNext w:val="0"/>
+              <w:keepLines w:val="0"/>
+              <w:pageBreakBefore w:val="0"/>
+              <w:widowControl w:val="0"/>
+              <w:kinsoku w:val="0"/>
+              <w:wordWrap/>
+              <w:overflowPunct/>
+              <w:topLinePunct w:val="0"/>
+              <w:autoSpaceDE w:val="0"/>
+              <w:autoSpaceDN w:val="0"/>
+              <w:bidi w:val="0"/>
+              <w:adjustRightInd w:val="0"/>
+              <w:snapToGrid w:val="0"/>
               <w:spacing w:before="199" w:line="220" w:lineRule="auto"/>
               <w:ind w:left="575"/>
+              <w:textAlignment w:val="baseline"/>
             </w:pPr>
             <w:r>
               <w:rPr>
@@ -342,8 +579,22 @@
           <w:p>
             <w:pPr>
               <w:pStyle w:val="25"/>
+              <w:keepNext w:val="0"/>
+              <w:keepLines w:val="0"/>
+              <w:pageBreakBefore w:val="0"/>
+              <w:widowControl w:val="0"/>
+              <w:kinsoku w:val="0"/>
+              <w:wordWrap/>
+              <w:overflowPunct/>
+              <w:topLinePunct w:val="0"/>
+              <w:autoSpaceDE w:val="0"/>
+              <w:autoSpaceDN w:val="0"/>
+              <w:bidi w:val="0"/>
+              <w:adjustRightInd w:val="0"/>
+              <w:snapToGrid w:val="0"/>
               <w:spacing w:before="199" w:line="220" w:lineRule="auto"/>
               <w:ind w:left="782"/>
+              <w:textAlignment w:val="baseline"/>
             </w:pPr>
             <w:r>
               <w:rPr>
@@ -381,8 +632,22 @@
           <w:p>
             <w:pPr>
               <w:pStyle w:val="25"/>
+              <w:keepNext w:val="0"/>
+              <w:keepLines w:val="0"/>
+              <w:pageBreakBefore w:val="0"/>
+              <w:widowControl w:val="0"/>
+              <w:kinsoku w:val="0"/>
+              <w:wordWrap/>
+              <w:overflowPunct/>
+              <w:topLinePunct w:val="0"/>
+              <w:autoSpaceDE w:val="0"/>
+              <w:autoSpaceDN w:val="0"/>
+              <w:bidi w:val="0"/>
+              <w:adjustRightInd w:val="0"/>
+              <w:snapToGrid w:val="0"/>
               <w:spacing w:before="163" w:line="239" w:lineRule="auto"/>
               <w:ind w:left="638"/>
+              <w:textAlignment w:val="baseline"/>
             </w:pPr>
             <w:r>
               <w:rPr>
@@ -399,8 +664,22 @@
           <w:p>
             <w:pPr>
               <w:pStyle w:val="25"/>
+              <w:keepNext w:val="0"/>
+              <w:keepLines w:val="0"/>
+              <w:pageBreakBefore w:val="0"/>
+              <w:widowControl w:val="0"/>
+              <w:kinsoku w:val="0"/>
+              <w:wordWrap/>
+              <w:overflowPunct/>
+              <w:topLinePunct w:val="0"/>
+              <w:autoSpaceDE w:val="0"/>
+              <w:autoSpaceDN w:val="0"/>
+              <w:bidi w:val="0"/>
+              <w:adjustRightInd w:val="0"/>
+              <w:snapToGrid w:val="0"/>
               <w:spacing w:before="163"/>
               <w:ind w:left="361"/>
+              <w:textAlignment w:val="baseline"/>
               <w:rPr>
                 <w:rFonts w:hint="eastAsia" w:eastAsia="宋体"/>
                 <w:lang w:val="en-US" w:eastAsia="zh-CN"/>
@@ -457,8 +736,22 @@
           <w:p>
             <w:pPr>
               <w:pStyle w:val="25"/>
+              <w:keepNext w:val="0"/>
+              <w:keepLines w:val="0"/>
+              <w:pageBreakBefore w:val="0"/>
+              <w:widowControl w:val="0"/>
+              <w:kinsoku w:val="0"/>
+              <w:wordWrap/>
+              <w:overflowPunct/>
+              <w:topLinePunct w:val="0"/>
+              <w:autoSpaceDE w:val="0"/>
+              <w:autoSpaceDN w:val="0"/>
+              <w:bidi w:val="0"/>
+              <w:adjustRightInd w:val="0"/>
+              <w:snapToGrid w:val="0"/>
               <w:spacing w:before="133" w:line="219" w:lineRule="auto"/>
               <w:ind w:left="738"/>
+              <w:textAlignment w:val="baseline"/>
             </w:pPr>
             <w:r>
               <w:rPr>
@@ -475,8 +768,22 @@
           <w:p>
             <w:pPr>
               <w:pStyle w:val="25"/>
+              <w:keepNext w:val="0"/>
+              <w:keepLines w:val="0"/>
+              <w:pageBreakBefore w:val="0"/>
+              <w:widowControl w:val="0"/>
+              <w:kinsoku w:val="0"/>
+              <w:wordWrap/>
+              <w:overflowPunct/>
+              <w:topLinePunct w:val="0"/>
+              <w:autoSpaceDE w:val="0"/>
+              <w:autoSpaceDN w:val="0"/>
+              <w:bidi w:val="0"/>
+              <w:adjustRightInd w:val="0"/>
+              <w:snapToGrid w:val="0"/>
               <w:spacing w:before="134" w:line="220" w:lineRule="auto"/>
               <w:ind w:left="480"/>
+              <w:textAlignment w:val="baseline"/>
               <w:rPr>
                 <w:rFonts w:hint="default" w:eastAsia="宋体"/>
                 <w:lang w:val="en-US" w:eastAsia="zh-CN"/>
@@ -498,8 +805,22 @@
           <w:p>
             <w:pPr>
               <w:pStyle w:val="25"/>
+              <w:keepNext w:val="0"/>
+              <w:keepLines w:val="0"/>
+              <w:pageBreakBefore w:val="0"/>
+              <w:widowControl w:val="0"/>
+              <w:kinsoku w:val="0"/>
+              <w:wordWrap/>
+              <w:overflowPunct/>
+              <w:topLinePunct w:val="0"/>
+              <w:autoSpaceDE w:val="0"/>
+              <w:autoSpaceDN w:val="0"/>
+              <w:bidi w:val="0"/>
+              <w:adjustRightInd w:val="0"/>
+              <w:snapToGrid w:val="0"/>
               <w:spacing w:before="133" w:line="220" w:lineRule="auto"/>
               <w:ind w:left="672"/>
+              <w:textAlignment w:val="baseline"/>
             </w:pPr>
             <w:r>
               <w:rPr>
@@ -537,8 +858,22 @@
           <w:p>
             <w:pPr>
               <w:pStyle w:val="25"/>
+              <w:keepNext w:val="0"/>
+              <w:keepLines w:val="0"/>
+              <w:pageBreakBefore w:val="0"/>
+              <w:widowControl w:val="0"/>
+              <w:kinsoku w:val="0"/>
+              <w:wordWrap/>
+              <w:overflowPunct/>
+              <w:topLinePunct w:val="0"/>
+              <w:autoSpaceDE w:val="0"/>
+              <w:autoSpaceDN w:val="0"/>
+              <w:bidi w:val="0"/>
+              <w:adjustRightInd w:val="0"/>
+              <w:snapToGrid w:val="0"/>
               <w:spacing w:before="164" w:line="239" w:lineRule="auto"/>
               <w:ind w:left="638"/>
+              <w:textAlignment w:val="baseline"/>
             </w:pPr>
           </w:p>
         </w:tc>
@@ -549,8 +884,22 @@
           <w:p>
             <w:pPr>
               <w:pStyle w:val="25"/>
+              <w:keepNext w:val="0"/>
+              <w:keepLines w:val="0"/>
+              <w:pageBreakBefore w:val="0"/>
+              <w:widowControl w:val="0"/>
+              <w:kinsoku w:val="0"/>
+              <w:wordWrap/>
+              <w:overflowPunct/>
+              <w:topLinePunct w:val="0"/>
+              <w:autoSpaceDE w:val="0"/>
+              <w:autoSpaceDN w:val="0"/>
+              <w:bidi w:val="0"/>
+              <w:adjustRightInd w:val="0"/>
+              <w:snapToGrid w:val="0"/>
               <w:spacing w:before="164"/>
               <w:ind w:left="361"/>
+              <w:textAlignment w:val="baseline"/>
             </w:pPr>
           </w:p>
         </w:tc>
@@ -561,8 +910,22 @@
           <w:p>
             <w:pPr>
               <w:pStyle w:val="25"/>
+              <w:keepNext w:val="0"/>
+              <w:keepLines w:val="0"/>
+              <w:pageBreakBefore w:val="0"/>
+              <w:widowControl w:val="0"/>
+              <w:kinsoku w:val="0"/>
+              <w:wordWrap/>
+              <w:overflowPunct/>
+              <w:topLinePunct w:val="0"/>
+              <w:autoSpaceDE w:val="0"/>
+              <w:autoSpaceDN w:val="0"/>
+              <w:bidi w:val="0"/>
+              <w:adjustRightInd w:val="0"/>
+              <w:snapToGrid w:val="0"/>
               <w:spacing w:before="134" w:line="219" w:lineRule="auto"/>
               <w:ind w:left="737"/>
+              <w:textAlignment w:val="baseline"/>
             </w:pPr>
           </w:p>
         </w:tc>
@@ -573,8 +936,22 @@
           <w:p>
             <w:pPr>
               <w:pStyle w:val="25"/>
+              <w:keepNext w:val="0"/>
+              <w:keepLines w:val="0"/>
+              <w:pageBreakBefore w:val="0"/>
+              <w:widowControl w:val="0"/>
+              <w:kinsoku w:val="0"/>
+              <w:wordWrap/>
+              <w:overflowPunct/>
+              <w:topLinePunct w:val="0"/>
+              <w:autoSpaceDE w:val="0"/>
+              <w:autoSpaceDN w:val="0"/>
+              <w:bidi w:val="0"/>
+              <w:adjustRightInd w:val="0"/>
+              <w:snapToGrid w:val="0"/>
               <w:spacing w:before="135" w:line="220" w:lineRule="auto"/>
               <w:ind w:left="480"/>
+              <w:textAlignment w:val="baseline"/>
             </w:pPr>
           </w:p>
         </w:tc>
@@ -585,8 +962,22 @@
           <w:p>
             <w:pPr>
               <w:pStyle w:val="25"/>
+              <w:keepNext w:val="0"/>
+              <w:keepLines w:val="0"/>
+              <w:pageBreakBefore w:val="0"/>
+              <w:widowControl w:val="0"/>
+              <w:kinsoku w:val="0"/>
+              <w:wordWrap/>
+              <w:overflowPunct/>
+              <w:topLinePunct w:val="0"/>
+              <w:autoSpaceDE w:val="0"/>
+              <w:autoSpaceDN w:val="0"/>
+              <w:bidi w:val="0"/>
+              <w:adjustRightInd w:val="0"/>
+              <w:snapToGrid w:val="0"/>
               <w:spacing w:before="134" w:line="220" w:lineRule="auto"/>
               <w:ind w:left="672"/>
+              <w:textAlignment w:val="baseline"/>
             </w:pPr>
           </w:p>
         </w:tc>
@@ -618,8 +1009,22 @@
           <w:p>
             <w:pPr>
               <w:pStyle w:val="25"/>
+              <w:keepNext w:val="0"/>
+              <w:keepLines w:val="0"/>
+              <w:pageBreakBefore w:val="0"/>
+              <w:widowControl w:val="0"/>
+              <w:kinsoku w:val="0"/>
+              <w:wordWrap/>
+              <w:overflowPunct/>
+              <w:topLinePunct w:val="0"/>
+              <w:autoSpaceDE w:val="0"/>
+              <w:autoSpaceDN w:val="0"/>
+              <w:bidi w:val="0"/>
+              <w:adjustRightInd w:val="0"/>
+              <w:snapToGrid w:val="0"/>
               <w:spacing w:before="165" w:line="239" w:lineRule="auto"/>
               <w:ind w:left="638"/>
+              <w:textAlignment w:val="baseline"/>
             </w:pPr>
           </w:p>
         </w:tc>
@@ -630,8 +1035,22 @@
           <w:p>
             <w:pPr>
               <w:pStyle w:val="25"/>
+              <w:keepNext w:val="0"/>
+              <w:keepLines w:val="0"/>
+              <w:pageBreakBefore w:val="0"/>
+              <w:widowControl w:val="0"/>
+              <w:kinsoku w:val="0"/>
+              <w:wordWrap/>
+              <w:overflowPunct/>
+              <w:topLinePunct w:val="0"/>
+              <w:autoSpaceDE w:val="0"/>
+              <w:autoSpaceDN w:val="0"/>
+              <w:bidi w:val="0"/>
+              <w:adjustRightInd w:val="0"/>
+              <w:snapToGrid w:val="0"/>
               <w:spacing w:before="165"/>
               <w:ind w:left="361"/>
+              <w:textAlignment w:val="baseline"/>
             </w:pPr>
           </w:p>
         </w:tc>
@@ -642,8 +1061,22 @@
           <w:p>
             <w:pPr>
               <w:pStyle w:val="25"/>
+              <w:keepNext w:val="0"/>
+              <w:keepLines w:val="0"/>
+              <w:pageBreakBefore w:val="0"/>
+              <w:widowControl w:val="0"/>
+              <w:kinsoku w:val="0"/>
+              <w:wordWrap/>
+              <w:overflowPunct/>
+              <w:topLinePunct w:val="0"/>
+              <w:autoSpaceDE w:val="0"/>
+              <w:autoSpaceDN w:val="0"/>
+              <w:bidi w:val="0"/>
+              <w:adjustRightInd w:val="0"/>
+              <w:snapToGrid w:val="0"/>
               <w:spacing w:before="135" w:line="219" w:lineRule="auto"/>
               <w:ind w:left="737"/>
+              <w:textAlignment w:val="baseline"/>
             </w:pPr>
           </w:p>
         </w:tc>
@@ -654,8 +1087,22 @@
           <w:p>
             <w:pPr>
               <w:pStyle w:val="25"/>
+              <w:keepNext w:val="0"/>
+              <w:keepLines w:val="0"/>
+              <w:pageBreakBefore w:val="0"/>
+              <w:widowControl w:val="0"/>
+              <w:kinsoku w:val="0"/>
+              <w:wordWrap/>
+              <w:overflowPunct/>
+              <w:topLinePunct w:val="0"/>
+              <w:autoSpaceDE w:val="0"/>
+              <w:autoSpaceDN w:val="0"/>
+              <w:bidi w:val="0"/>
+              <w:adjustRightInd w:val="0"/>
+              <w:snapToGrid w:val="0"/>
               <w:spacing w:before="136" w:line="220" w:lineRule="auto"/>
               <w:ind w:left="480"/>
+              <w:textAlignment w:val="baseline"/>
             </w:pPr>
           </w:p>
         </w:tc>
@@ -666,8 +1113,22 @@
           <w:p>
             <w:pPr>
               <w:pStyle w:val="25"/>
+              <w:keepNext w:val="0"/>
+              <w:keepLines w:val="0"/>
+              <w:pageBreakBefore w:val="0"/>
+              <w:widowControl w:val="0"/>
+              <w:kinsoku w:val="0"/>
+              <w:wordWrap/>
+              <w:overflowPunct/>
+              <w:topLinePunct w:val="0"/>
+              <w:autoSpaceDE w:val="0"/>
+              <w:autoSpaceDN w:val="0"/>
+              <w:bidi w:val="0"/>
+              <w:adjustRightInd w:val="0"/>
+              <w:snapToGrid w:val="0"/>
               <w:spacing w:before="135" w:line="220" w:lineRule="auto"/>
               <w:ind w:left="672"/>
+              <w:textAlignment w:val="baseline"/>
             </w:pPr>
           </w:p>
         </w:tc>
@@ -699,8 +1160,22 @@
           <w:p>
             <w:pPr>
               <w:pStyle w:val="25"/>
+              <w:keepNext w:val="0"/>
+              <w:keepLines w:val="0"/>
+              <w:pageBreakBefore w:val="0"/>
+              <w:widowControl w:val="0"/>
+              <w:kinsoku w:val="0"/>
+              <w:wordWrap/>
+              <w:overflowPunct/>
+              <w:topLinePunct w:val="0"/>
+              <w:autoSpaceDE w:val="0"/>
+              <w:autoSpaceDN w:val="0"/>
+              <w:bidi w:val="0"/>
+              <w:adjustRightInd w:val="0"/>
+              <w:snapToGrid w:val="0"/>
               <w:spacing w:before="166" w:line="239" w:lineRule="auto"/>
               <w:ind w:left="638"/>
+              <w:textAlignment w:val="baseline"/>
             </w:pPr>
           </w:p>
         </w:tc>
@@ -711,8 +1186,22 @@
           <w:p>
             <w:pPr>
               <w:pStyle w:val="25"/>
+              <w:keepNext w:val="0"/>
+              <w:keepLines w:val="0"/>
+              <w:pageBreakBefore w:val="0"/>
+              <w:widowControl w:val="0"/>
+              <w:kinsoku w:val="0"/>
+              <w:wordWrap/>
+              <w:overflowPunct/>
+              <w:topLinePunct w:val="0"/>
+              <w:autoSpaceDE w:val="0"/>
+              <w:autoSpaceDN w:val="0"/>
+              <w:bidi w:val="0"/>
+              <w:adjustRightInd w:val="0"/>
+              <w:snapToGrid w:val="0"/>
               <w:spacing w:before="166"/>
               <w:ind w:left="361"/>
+              <w:textAlignment w:val="baseline"/>
             </w:pPr>
           </w:p>
         </w:tc>
@@ -723,8 +1212,22 @@
           <w:p>
             <w:pPr>
               <w:pStyle w:val="25"/>
+              <w:keepNext w:val="0"/>
+              <w:keepLines w:val="0"/>
+              <w:pageBreakBefore w:val="0"/>
+              <w:widowControl w:val="0"/>
+              <w:kinsoku w:val="0"/>
+              <w:wordWrap/>
+              <w:overflowPunct/>
+              <w:topLinePunct w:val="0"/>
+              <w:autoSpaceDE w:val="0"/>
+              <w:autoSpaceDN w:val="0"/>
+              <w:bidi w:val="0"/>
+              <w:adjustRightInd w:val="0"/>
+              <w:snapToGrid w:val="0"/>
               <w:spacing w:before="136" w:line="219" w:lineRule="auto"/>
               <w:ind w:left="737"/>
+              <w:textAlignment w:val="baseline"/>
             </w:pPr>
           </w:p>
         </w:tc>
@@ -735,8 +1238,22 @@
           <w:p>
             <w:pPr>
               <w:pStyle w:val="25"/>
+              <w:keepNext w:val="0"/>
+              <w:keepLines w:val="0"/>
+              <w:pageBreakBefore w:val="0"/>
+              <w:widowControl w:val="0"/>
+              <w:kinsoku w:val="0"/>
+              <w:wordWrap/>
+              <w:overflowPunct/>
+              <w:topLinePunct w:val="0"/>
+              <w:autoSpaceDE w:val="0"/>
+              <w:autoSpaceDN w:val="0"/>
+              <w:bidi w:val="0"/>
+              <w:adjustRightInd w:val="0"/>
+              <w:snapToGrid w:val="0"/>
               <w:spacing w:before="137" w:line="220" w:lineRule="auto"/>
               <w:ind w:left="480"/>
+              <w:textAlignment w:val="baseline"/>
             </w:pPr>
           </w:p>
         </w:tc>
@@ -747,8 +1264,22 @@
           <w:p>
             <w:pPr>
               <w:pStyle w:val="25"/>
+              <w:keepNext w:val="0"/>
+              <w:keepLines w:val="0"/>
+              <w:pageBreakBefore w:val="0"/>
+              <w:widowControl w:val="0"/>
+              <w:kinsoku w:val="0"/>
+              <w:wordWrap/>
+              <w:overflowPunct/>
+              <w:topLinePunct w:val="0"/>
+              <w:autoSpaceDE w:val="0"/>
+              <w:autoSpaceDN w:val="0"/>
+              <w:bidi w:val="0"/>
+              <w:adjustRightInd w:val="0"/>
+              <w:snapToGrid w:val="0"/>
               <w:spacing w:before="136" w:line="220" w:lineRule="auto"/>
               <w:ind w:left="672"/>
+              <w:textAlignment w:val="baseline"/>
             </w:pPr>
           </w:p>
         </w:tc>
@@ -779,6 +1310,20 @@
           </w:tcPr>
           <w:p>
             <w:pPr>
+              <w:keepNext w:val="0"/>
+              <w:keepLines w:val="0"/>
+              <w:pageBreakBefore w:val="0"/>
+              <w:widowControl w:val="0"/>
+              <w:kinsoku w:val="0"/>
+              <w:wordWrap/>
+              <w:overflowPunct/>
+              <w:topLinePunct w:val="0"/>
+              <w:autoSpaceDE w:val="0"/>
+              <w:autoSpaceDN w:val="0"/>
+              <w:bidi w:val="0"/>
+              <w:adjustRightInd w:val="0"/>
+              <w:snapToGrid w:val="0"/>
+              <w:textAlignment w:val="baseline"/>
               <w:rPr>
                 <w:rFonts w:ascii="Arial"/>
                 <w:sz w:val="21"/>
@@ -792,6 +1337,20 @@
           </w:tcPr>
           <w:p>
             <w:pPr>
+              <w:keepNext w:val="0"/>
+              <w:keepLines w:val="0"/>
+              <w:pageBreakBefore w:val="0"/>
+              <w:widowControl w:val="0"/>
+              <w:kinsoku w:val="0"/>
+              <w:wordWrap/>
+              <w:overflowPunct/>
+              <w:topLinePunct w:val="0"/>
+              <w:autoSpaceDE w:val="0"/>
+              <w:autoSpaceDN w:val="0"/>
+              <w:bidi w:val="0"/>
+              <w:adjustRightInd w:val="0"/>
+              <w:snapToGrid w:val="0"/>
+              <w:textAlignment w:val="baseline"/>
               <w:rPr>
                 <w:rFonts w:ascii="Arial"/>
                 <w:sz w:val="21"/>
@@ -805,6 +1364,20 @@
           </w:tcPr>
           <w:p>
             <w:pPr>
+              <w:keepNext w:val="0"/>
+              <w:keepLines w:val="0"/>
+              <w:pageBreakBefore w:val="0"/>
+              <w:widowControl w:val="0"/>
+              <w:kinsoku w:val="0"/>
+              <w:wordWrap/>
+              <w:overflowPunct/>
+              <w:topLinePunct w:val="0"/>
+              <w:autoSpaceDE w:val="0"/>
+              <w:autoSpaceDN w:val="0"/>
+              <w:bidi w:val="0"/>
+              <w:adjustRightInd w:val="0"/>
+              <w:snapToGrid w:val="0"/>
+              <w:textAlignment w:val="baseline"/>
               <w:rPr>
                 <w:rFonts w:ascii="Arial"/>
                 <w:sz w:val="21"/>
@@ -818,6 +1391,20 @@
           </w:tcPr>
           <w:p>
             <w:pPr>
+              <w:keepNext w:val="0"/>
+              <w:keepLines w:val="0"/>
+              <w:pageBreakBefore w:val="0"/>
+              <w:widowControl w:val="0"/>
+              <w:kinsoku w:val="0"/>
+              <w:wordWrap/>
+              <w:overflowPunct/>
+              <w:topLinePunct w:val="0"/>
+              <w:autoSpaceDE w:val="0"/>
+              <w:autoSpaceDN w:val="0"/>
+              <w:bidi w:val="0"/>
+              <w:adjustRightInd w:val="0"/>
+              <w:snapToGrid w:val="0"/>
+              <w:textAlignment w:val="baseline"/>
               <w:rPr>
                 <w:rFonts w:ascii="Arial"/>
                 <w:sz w:val="21"/>
@@ -831,6 +1418,20 @@
           </w:tcPr>
           <w:p>
             <w:pPr>
+              <w:keepNext w:val="0"/>
+              <w:keepLines w:val="0"/>
+              <w:pageBreakBefore w:val="0"/>
+              <w:widowControl w:val="0"/>
+              <w:kinsoku w:val="0"/>
+              <w:wordWrap/>
+              <w:overflowPunct/>
+              <w:topLinePunct w:val="0"/>
+              <w:autoSpaceDE w:val="0"/>
+              <w:autoSpaceDN w:val="0"/>
+              <w:bidi w:val="0"/>
+              <w:adjustRightInd w:val="0"/>
+              <w:snapToGrid w:val="0"/>
+              <w:textAlignment w:val="baseline"/>
               <w:rPr>
                 <w:rFonts w:ascii="Arial"/>
                 <w:sz w:val="21"/>
@@ -841,6 +1442,22 @@
       </w:tr>
     </w:tbl>
     <w:p>
+      <w:pPr>
+        <w:keepNext w:val="0"/>
+        <w:keepLines w:val="0"/>
+        <w:pageBreakBefore w:val="0"/>
+        <w:widowControl w:val="0"/>
+        <w:kinsoku w:val="0"/>
+        <w:wordWrap/>
+        <w:overflowPunct/>
+        <w:topLinePunct w:val="0"/>
+        <w:autoSpaceDE w:val="0"/>
+        <w:autoSpaceDN w:val="0"/>
+        <w:bidi w:val="0"/>
+        <w:adjustRightInd w:val="0"/>
+        <w:snapToGrid w:val="0"/>
+        <w:textAlignment w:val="baseline"/>
+      </w:pPr>
       <w:r>
         <w:br w:type="page"/>
       </w:r>
@@ -848,13 +1465,41 @@
     <w:p>
       <w:pPr>
         <w:pStyle w:val="12"/>
+        <w:keepNext w:val="0"/>
+        <w:keepLines w:val="0"/>
+        <w:pageBreakBefore w:val="0"/>
+        <w:widowControl w:val="0"/>
+        <w:kinsoku w:val="0"/>
+        <w:wordWrap/>
+        <w:overflowPunct/>
+        <w:topLinePunct w:val="0"/>
+        <w:autoSpaceDE w:val="0"/>
+        <w:autoSpaceDN w:val="0"/>
+        <w:bidi w:val="0"/>
+        <w:adjustRightInd w:val="0"/>
+        <w:snapToGrid w:val="0"/>
         <w:spacing w:line="354" w:lineRule="auto"/>
+        <w:textAlignment w:val="baseline"/>
       </w:pPr>
     </w:p>
     <w:p>
       <w:pPr>
         <w:pStyle w:val="12"/>
+        <w:keepNext w:val="0"/>
+        <w:keepLines w:val="0"/>
+        <w:pageBreakBefore w:val="0"/>
+        <w:widowControl w:val="0"/>
+        <w:kinsoku w:val="0"/>
+        <w:wordWrap/>
+        <w:overflowPunct/>
+        <w:topLinePunct w:val="0"/>
+        <w:autoSpaceDE w:val="0"/>
+        <w:autoSpaceDN w:val="0"/>
+        <w:bidi w:val="0"/>
+        <w:adjustRightInd w:val="0"/>
+        <w:snapToGrid w:val="0"/>
         <w:spacing w:line="354" w:lineRule="auto"/>
+        <w:textAlignment w:val="baseline"/>
       </w:pPr>
     </w:p>
     <w:sdt>
@@ -888,9 +1533,23 @@
       <w:sdtContent>
         <w:p>
           <w:pPr>
+            <w:keepNext w:val="0"/>
+            <w:keepLines w:val="0"/>
+            <w:pageBreakBefore w:val="0"/>
+            <w:widowControl w:val="0"/>
+            <w:kinsoku w:val="0"/>
+            <w:wordWrap/>
+            <w:overflowPunct/>
+            <w:topLinePunct w:val="0"/>
+            <w:autoSpaceDE w:val="0"/>
+            <w:autoSpaceDN w:val="0"/>
+            <w:bidi w:val="0"/>
+            <w:adjustRightInd w:val="0"/>
+            <w:snapToGrid w:val="0"/>
             <w:spacing w:before="0" w:beforeLines="0" w:after="0" w:afterLines="0" w:line="240" w:lineRule="auto"/>
             <w:ind w:left="0" w:leftChars="0" w:right="0" w:rightChars="0" w:firstLine="0" w:firstLineChars="0"/>
             <w:jc w:val="center"/>
+            <w:textAlignment w:val="baseline"/>
           </w:pPr>
           <w:r>
             <w:rPr>
@@ -907,8 +1566,6 @@
               <w:tab w:val="right" w:leader="dot" w:pos="8554"/>
             </w:tabs>
           </w:pPr>
-          <w:bookmarkStart w:id="19" w:name="_GoBack"/>
-          <w:bookmarkEnd w:id="19"/>
           <w:r>
             <w:rPr>
               <w:rFonts w:hint="eastAsia" w:ascii="Microsoft JhengHei" w:hAnsi="Microsoft JhengHei" w:eastAsia="Microsoft JhengHei" w:cs="Microsoft JhengHei"/>
@@ -945,7 +1602,7 @@
               <w:rFonts w:hint="eastAsia" w:ascii="Microsoft JhengHei" w:hAnsi="Microsoft JhengHei" w:eastAsia="Microsoft JhengHei" w:cs="Microsoft JhengHei"/>
               <w:szCs w:val="24"/>
             </w:rPr>
-            <w:instrText xml:space="preserve"> HYPERLINK \l _Toc12630 </w:instrText>
+            <w:instrText xml:space="preserve"> HYPERLINK \l _Toc4480 </w:instrText>
           </w:r>
           <w:r>
             <w:rPr>
@@ -964,7 +1621,7 @@
             <w:fldChar w:fldCharType="begin"/>
           </w:r>
           <w:r>
-            <w:instrText xml:space="preserve"> PAGEREF _Toc12630 \h </w:instrText>
+            <w:instrText xml:space="preserve"> PAGEREF _Toc4480 \h </w:instrText>
           </w:r>
           <w:r>
             <w:fldChar w:fldCharType="separate"/>
@@ -1002,7 +1659,7 @@
               <w:rFonts w:hint="eastAsia" w:ascii="Microsoft JhengHei" w:hAnsi="Microsoft JhengHei" w:eastAsia="Microsoft JhengHei" w:cs="Microsoft JhengHei"/>
               <w:szCs w:val="24"/>
             </w:rPr>
-            <w:instrText xml:space="preserve"> HYPERLINK \l _Toc29569 </w:instrText>
+            <w:instrText xml:space="preserve"> HYPERLINK \l _Toc19035 </w:instrText>
           </w:r>
           <w:r>
             <w:rPr>
@@ -1021,7 +1678,7 @@
             <w:fldChar w:fldCharType="begin"/>
           </w:r>
           <w:r>
-            <w:instrText xml:space="preserve"> PAGEREF _Toc29569 \h </w:instrText>
+            <w:instrText xml:space="preserve"> PAGEREF _Toc19035 \h </w:instrText>
           </w:r>
           <w:r>
             <w:fldChar w:fldCharType="separate"/>
@@ -1059,7 +1716,7 @@
               <w:rFonts w:hint="eastAsia" w:ascii="Microsoft JhengHei" w:hAnsi="Microsoft JhengHei" w:eastAsia="Microsoft JhengHei" w:cs="Microsoft JhengHei"/>
               <w:szCs w:val="24"/>
             </w:rPr>
-            <w:instrText xml:space="preserve"> HYPERLINK \l _Toc16398 </w:instrText>
+            <w:instrText xml:space="preserve"> HYPERLINK \l _Toc21048 </w:instrText>
           </w:r>
           <w:r>
             <w:rPr>
@@ -1083,7 +1740,7 @@
             <w:fldChar w:fldCharType="begin"/>
           </w:r>
           <w:r>
-            <w:instrText xml:space="preserve"> PAGEREF _Toc16398 \h </w:instrText>
+            <w:instrText xml:space="preserve"> PAGEREF _Toc21048 \h </w:instrText>
           </w:r>
           <w:r>
             <w:fldChar w:fldCharType="separate"/>
@@ -1121,7 +1778,7 @@
               <w:rFonts w:hint="eastAsia" w:ascii="Microsoft JhengHei" w:hAnsi="Microsoft JhengHei" w:eastAsia="Microsoft JhengHei" w:cs="Microsoft JhengHei"/>
               <w:szCs w:val="24"/>
             </w:rPr>
-            <w:instrText xml:space="preserve"> HYPERLINK \l _Toc808 </w:instrText>
+            <w:instrText xml:space="preserve"> HYPERLINK \l _Toc4677 </w:instrText>
           </w:r>
           <w:r>
             <w:rPr>
@@ -1146,7 +1803,7 @@
             <w:fldChar w:fldCharType="begin"/>
           </w:r>
           <w:r>
-            <w:instrText xml:space="preserve"> PAGEREF _Toc808 \h </w:instrText>
+            <w:instrText xml:space="preserve"> PAGEREF _Toc4677 \h </w:instrText>
           </w:r>
           <w:r>
             <w:fldChar w:fldCharType="separate"/>
@@ -1184,7 +1841,7 @@
               <w:rFonts w:hint="eastAsia" w:ascii="Microsoft JhengHei" w:hAnsi="Microsoft JhengHei" w:eastAsia="Microsoft JhengHei" w:cs="Microsoft JhengHei"/>
               <w:szCs w:val="24"/>
             </w:rPr>
-            <w:instrText xml:space="preserve"> HYPERLINK \l _Toc22983 </w:instrText>
+            <w:instrText xml:space="preserve"> HYPERLINK \l _Toc15972 </w:instrText>
           </w:r>
           <w:r>
             <w:rPr>
@@ -1209,7 +1866,7 @@
             <w:fldChar w:fldCharType="begin"/>
           </w:r>
           <w:r>
-            <w:instrText xml:space="preserve"> PAGEREF _Toc22983 \h </w:instrText>
+            <w:instrText xml:space="preserve"> PAGEREF _Toc15972 \h </w:instrText>
           </w:r>
           <w:r>
             <w:fldChar w:fldCharType="separate"/>
@@ -1247,7 +1904,7 @@
               <w:rFonts w:hint="eastAsia" w:ascii="Microsoft JhengHei" w:hAnsi="Microsoft JhengHei" w:eastAsia="Microsoft JhengHei" w:cs="Microsoft JhengHei"/>
               <w:szCs w:val="24"/>
             </w:rPr>
-            <w:instrText xml:space="preserve"> HYPERLINK \l _Toc26516 </w:instrText>
+            <w:instrText xml:space="preserve"> HYPERLINK \l _Toc23458 </w:instrText>
           </w:r>
           <w:r>
             <w:rPr>
@@ -1272,7 +1929,7 @@
             <w:fldChar w:fldCharType="begin"/>
           </w:r>
           <w:r>
-            <w:instrText xml:space="preserve"> PAGEREF _Toc26516 \h </w:instrText>
+            <w:instrText xml:space="preserve"> PAGEREF _Toc23458 \h </w:instrText>
           </w:r>
           <w:r>
             <w:fldChar w:fldCharType="separate"/>
@@ -1310,7 +1967,7 @@
               <w:rFonts w:hint="eastAsia" w:ascii="Microsoft JhengHei" w:hAnsi="Microsoft JhengHei" w:eastAsia="Microsoft JhengHei" w:cs="Microsoft JhengHei"/>
               <w:szCs w:val="24"/>
             </w:rPr>
-            <w:instrText xml:space="preserve"> HYPERLINK \l _Toc29927 </w:instrText>
+            <w:instrText xml:space="preserve"> HYPERLINK \l _Toc11205 </w:instrText>
           </w:r>
           <w:r>
             <w:rPr>
@@ -1335,7 +1992,7 @@
             <w:fldChar w:fldCharType="begin"/>
           </w:r>
           <w:r>
-            <w:instrText xml:space="preserve"> PAGEREF _Toc29927 \h </w:instrText>
+            <w:instrText xml:space="preserve"> PAGEREF _Toc11205 \h </w:instrText>
           </w:r>
           <w:r>
             <w:fldChar w:fldCharType="separate"/>
@@ -1373,7 +2030,7 @@
               <w:rFonts w:hint="eastAsia" w:ascii="Microsoft JhengHei" w:hAnsi="Microsoft JhengHei" w:eastAsia="Microsoft JhengHei" w:cs="Microsoft JhengHei"/>
               <w:szCs w:val="24"/>
             </w:rPr>
-            <w:instrText xml:space="preserve"> HYPERLINK \l _Toc9646 </w:instrText>
+            <w:instrText xml:space="preserve"> HYPERLINK \l _Toc23989 </w:instrText>
           </w:r>
           <w:r>
             <w:rPr>
@@ -1398,7 +2055,7 @@
             <w:fldChar w:fldCharType="begin"/>
           </w:r>
           <w:r>
-            <w:instrText xml:space="preserve"> PAGEREF _Toc9646 \h </w:instrText>
+            <w:instrText xml:space="preserve"> PAGEREF _Toc23989 \h </w:instrText>
           </w:r>
           <w:r>
             <w:fldChar w:fldCharType="separate"/>
@@ -1436,7 +2093,7 @@
               <w:rFonts w:hint="eastAsia" w:ascii="Microsoft JhengHei" w:hAnsi="Microsoft JhengHei" w:eastAsia="Microsoft JhengHei" w:cs="Microsoft JhengHei"/>
               <w:szCs w:val="24"/>
             </w:rPr>
-            <w:instrText xml:space="preserve"> HYPERLINK \l _Toc21064 </w:instrText>
+            <w:instrText xml:space="preserve"> HYPERLINK \l _Toc21264 </w:instrText>
           </w:r>
           <w:r>
             <w:rPr>
@@ -1466,7 +2123,7 @@
             <w:fldChar w:fldCharType="begin"/>
           </w:r>
           <w:r>
-            <w:instrText xml:space="preserve"> PAGEREF _Toc21064 \h </w:instrText>
+            <w:instrText xml:space="preserve"> PAGEREF _Toc21264 \h </w:instrText>
           </w:r>
           <w:r>
             <w:fldChar w:fldCharType="separate"/>
@@ -1504,7 +2161,7 @@
               <w:rFonts w:hint="eastAsia" w:ascii="Microsoft JhengHei" w:hAnsi="Microsoft JhengHei" w:eastAsia="Microsoft JhengHei" w:cs="Microsoft JhengHei"/>
               <w:szCs w:val="24"/>
             </w:rPr>
-            <w:instrText xml:space="preserve"> HYPERLINK \l _Toc29727 </w:instrText>
+            <w:instrText xml:space="preserve"> HYPERLINK \l _Toc15084 </w:instrText>
           </w:r>
           <w:r>
             <w:rPr>
@@ -1532,7 +2189,7 @@
             <w:fldChar w:fldCharType="begin"/>
           </w:r>
           <w:r>
-            <w:instrText xml:space="preserve"> PAGEREF _Toc29727 \h </w:instrText>
+            <w:instrText xml:space="preserve"> PAGEREF _Toc15084 \h </w:instrText>
           </w:r>
           <w:r>
             <w:fldChar w:fldCharType="separate"/>
@@ -1570,7 +2227,7 @@
               <w:rFonts w:hint="eastAsia" w:ascii="Microsoft JhengHei" w:hAnsi="Microsoft JhengHei" w:eastAsia="Microsoft JhengHei" w:cs="Microsoft JhengHei"/>
               <w:szCs w:val="24"/>
             </w:rPr>
-            <w:instrText xml:space="preserve"> HYPERLINK \l _Toc10843 </w:instrText>
+            <w:instrText xml:space="preserve"> HYPERLINK \l _Toc12095 </w:instrText>
           </w:r>
           <w:r>
             <w:rPr>
@@ -1598,7 +2255,7 @@
             <w:fldChar w:fldCharType="begin"/>
           </w:r>
           <w:r>
-            <w:instrText xml:space="preserve"> PAGEREF _Toc10843 \h </w:instrText>
+            <w:instrText xml:space="preserve"> PAGEREF _Toc12095 \h </w:instrText>
           </w:r>
           <w:r>
             <w:fldChar w:fldCharType="separate"/>
@@ -1636,7 +2293,7 @@
               <w:rFonts w:hint="eastAsia" w:ascii="Microsoft JhengHei" w:hAnsi="Microsoft JhengHei" w:eastAsia="Microsoft JhengHei" w:cs="Microsoft JhengHei"/>
               <w:szCs w:val="24"/>
             </w:rPr>
-            <w:instrText xml:space="preserve"> HYPERLINK \l _Toc15443 </w:instrText>
+            <w:instrText xml:space="preserve"> HYPERLINK \l _Toc893 </w:instrText>
           </w:r>
           <w:r>
             <w:rPr>
@@ -1664,7 +2321,7 @@
             <w:fldChar w:fldCharType="begin"/>
           </w:r>
           <w:r>
-            <w:instrText xml:space="preserve"> PAGEREF _Toc15443 \h </w:instrText>
+            <w:instrText xml:space="preserve"> PAGEREF _Toc893 \h </w:instrText>
           </w:r>
           <w:r>
             <w:fldChar w:fldCharType="separate"/>
@@ -1702,7 +2359,7 @@
               <w:rFonts w:hint="eastAsia" w:ascii="Microsoft JhengHei" w:hAnsi="Microsoft JhengHei" w:eastAsia="Microsoft JhengHei" w:cs="Microsoft JhengHei"/>
               <w:szCs w:val="24"/>
             </w:rPr>
-            <w:instrText xml:space="preserve"> HYPERLINK \l _Toc4244 </w:instrText>
+            <w:instrText xml:space="preserve"> HYPERLINK \l _Toc5200 </w:instrText>
           </w:r>
           <w:r>
             <w:rPr>
@@ -1730,7 +2387,7 @@
             <w:fldChar w:fldCharType="begin"/>
           </w:r>
           <w:r>
-            <w:instrText xml:space="preserve"> PAGEREF _Toc4244 \h </w:instrText>
+            <w:instrText xml:space="preserve"> PAGEREF _Toc5200 \h </w:instrText>
           </w:r>
           <w:r>
             <w:fldChar w:fldCharType="separate"/>
@@ -1768,7 +2425,7 @@
               <w:rFonts w:hint="eastAsia" w:ascii="Microsoft JhengHei" w:hAnsi="Microsoft JhengHei" w:eastAsia="Microsoft JhengHei" w:cs="Microsoft JhengHei"/>
               <w:szCs w:val="24"/>
             </w:rPr>
-            <w:instrText xml:space="preserve"> HYPERLINK \l _Toc15554 </w:instrText>
+            <w:instrText xml:space="preserve"> HYPERLINK \l _Toc5539 </w:instrText>
           </w:r>
           <w:r>
             <w:rPr>
@@ -1796,7 +2453,7 @@
             <w:fldChar w:fldCharType="begin"/>
           </w:r>
           <w:r>
-            <w:instrText xml:space="preserve"> PAGEREF _Toc15554 \h </w:instrText>
+            <w:instrText xml:space="preserve"> PAGEREF _Toc5539 \h </w:instrText>
           </w:r>
           <w:r>
             <w:fldChar w:fldCharType="separate"/>
@@ -1834,7 +2491,7 @@
               <w:rFonts w:hint="eastAsia" w:ascii="Microsoft JhengHei" w:hAnsi="Microsoft JhengHei" w:eastAsia="Microsoft JhengHei" w:cs="Microsoft JhengHei"/>
               <w:szCs w:val="24"/>
             </w:rPr>
-            <w:instrText xml:space="preserve"> HYPERLINK \l _Toc10012 </w:instrText>
+            <w:instrText xml:space="preserve"> HYPERLINK \l _Toc8442 </w:instrText>
           </w:r>
           <w:r>
             <w:rPr>
@@ -1862,7 +2519,7 @@
             <w:fldChar w:fldCharType="begin"/>
           </w:r>
           <w:r>
-            <w:instrText xml:space="preserve"> PAGEREF _Toc10012 \h </w:instrText>
+            <w:instrText xml:space="preserve"> PAGEREF _Toc8442 \h </w:instrText>
           </w:r>
           <w:r>
             <w:fldChar w:fldCharType="separate"/>
@@ -1900,7 +2557,7 @@
               <w:rFonts w:hint="eastAsia" w:ascii="Microsoft JhengHei" w:hAnsi="Microsoft JhengHei" w:eastAsia="Microsoft JhengHei" w:cs="Microsoft JhengHei"/>
               <w:szCs w:val="24"/>
             </w:rPr>
-            <w:instrText xml:space="preserve"> HYPERLINK \l _Toc7762 </w:instrText>
+            <w:instrText xml:space="preserve"> HYPERLINK \l _Toc4343 </w:instrText>
           </w:r>
           <w:r>
             <w:rPr>
@@ -1925,7 +2582,7 @@
             <w:fldChar w:fldCharType="begin"/>
           </w:r>
           <w:r>
-            <w:instrText xml:space="preserve"> PAGEREF _Toc7762 \h </w:instrText>
+            <w:instrText xml:space="preserve"> PAGEREF _Toc4343 \h </w:instrText>
           </w:r>
           <w:r>
             <w:fldChar w:fldCharType="separate"/>
@@ -1963,7 +2620,7 @@
               <w:rFonts w:hint="eastAsia" w:ascii="Microsoft JhengHei" w:hAnsi="Microsoft JhengHei" w:eastAsia="Microsoft JhengHei" w:cs="Microsoft JhengHei"/>
               <w:szCs w:val="24"/>
             </w:rPr>
-            <w:instrText xml:space="preserve"> HYPERLINK \l _Toc19730 </w:instrText>
+            <w:instrText xml:space="preserve"> HYPERLINK \l _Toc2857 </w:instrText>
           </w:r>
           <w:r>
             <w:rPr>
@@ -1993,7 +2650,7 @@
             <w:fldChar w:fldCharType="begin"/>
           </w:r>
           <w:r>
-            <w:instrText xml:space="preserve"> PAGEREF _Toc19730 \h </w:instrText>
+            <w:instrText xml:space="preserve"> PAGEREF _Toc2857 \h </w:instrText>
           </w:r>
           <w:r>
             <w:fldChar w:fldCharType="separate"/>
@@ -2014,7 +2671,21 @@
         </w:p>
         <w:p>
           <w:pPr>
+            <w:keepNext w:val="0"/>
+            <w:keepLines w:val="0"/>
+            <w:pageBreakBefore w:val="0"/>
+            <w:widowControl w:val="0"/>
+            <w:kinsoku w:val="0"/>
+            <w:wordWrap/>
+            <w:overflowPunct/>
+            <w:topLinePunct w:val="0"/>
+            <w:autoSpaceDE w:val="0"/>
+            <w:autoSpaceDN w:val="0"/>
+            <w:bidi w:val="0"/>
+            <w:adjustRightInd w:val="0"/>
+            <w:snapToGrid w:val="0"/>
             <w:spacing w:line="220" w:lineRule="auto"/>
+            <w:textAlignment w:val="baseline"/>
             <w:rPr>
               <w:rFonts w:hint="eastAsia" w:ascii="Microsoft JhengHei" w:hAnsi="Microsoft JhengHei" w:eastAsia="Microsoft JhengHei" w:cs="Microsoft JhengHei"/>
               <w:snapToGrid w:val="0"/>
@@ -2037,7 +2708,21 @@
     </w:sdt>
     <w:p>
       <w:pPr>
+        <w:keepNext w:val="0"/>
+        <w:keepLines w:val="0"/>
+        <w:pageBreakBefore w:val="0"/>
+        <w:widowControl w:val="0"/>
+        <w:kinsoku w:val="0"/>
+        <w:wordWrap/>
+        <w:overflowPunct/>
+        <w:topLinePunct w:val="0"/>
+        <w:autoSpaceDE w:val="0"/>
+        <w:autoSpaceDN w:val="0"/>
+        <w:bidi w:val="0"/>
+        <w:adjustRightInd w:val="0"/>
+        <w:snapToGrid w:val="0"/>
         <w:spacing w:line="220" w:lineRule="auto"/>
+        <w:textAlignment w:val="baseline"/>
         <w:rPr>
           <w:rFonts w:hint="eastAsia" w:ascii="Microsoft JhengHei" w:hAnsi="Microsoft JhengHei" w:eastAsia="Microsoft JhengHei" w:cs="Microsoft JhengHei"/>
           <w:snapToGrid w:val="0"/>
@@ -2048,7 +2733,7 @@
           <w:lang w:val="en-US" w:eastAsia="en-US" w:bidi="ar-SA"/>
         </w:rPr>
         <w:sectPr>
-          <w:footerReference r:id="rId6" w:type="default"/>
+          <w:footerReference r:id="rId5" w:type="default"/>
           <w:pgSz w:w="11906" w:h="16839"/>
           <w:pgMar w:top="1431" w:right="1567" w:bottom="1146" w:left="1785" w:header="0" w:footer="896" w:gutter="0"/>
           <w:cols w:space="720" w:num="1"/>
@@ -2058,9 +2743,22 @@
     <w:p>
       <w:pPr>
         <w:pStyle w:val="26"/>
+        <w:keepNext w:val="0"/>
+        <w:keepLines w:val="0"/>
+        <w:pageBreakBefore w:val="0"/>
+        <w:widowControl w:val="0"/>
+        <w:kinsoku w:val="0"/>
+        <w:wordWrap/>
+        <w:overflowPunct/>
+        <w:topLinePunct w:val="0"/>
+        <w:autoSpaceDE w:val="0"/>
+        <w:autoSpaceDN w:val="0"/>
         <w:bidi w:val="0"/>
+        <w:adjustRightInd w:val="0"/>
+        <w:snapToGrid w:val="0"/>
+        <w:textAlignment w:val="baseline"/>
       </w:pPr>
-      <w:bookmarkStart w:id="3" w:name="_Toc808"/>
+      <w:bookmarkStart w:id="3" w:name="_Toc4677"/>
       <w:r>
         <w:t>概述</w:t>
       </w:r>
@@ -2069,7 +2767,20 @@
     <w:p>
       <w:pPr>
         <w:pStyle w:val="27"/>
+        <w:keepNext w:val="0"/>
+        <w:keepLines w:val="0"/>
+        <w:pageBreakBefore w:val="0"/>
+        <w:widowControl w:val="0"/>
+        <w:kinsoku w:val="0"/>
+        <w:wordWrap/>
+        <w:overflowPunct/>
+        <w:topLinePunct w:val="0"/>
+        <w:autoSpaceDE w:val="0"/>
+        <w:autoSpaceDN w:val="0"/>
         <w:bidi w:val="0"/>
+        <w:adjustRightInd w:val="0"/>
+        <w:snapToGrid w:val="0"/>
+        <w:textAlignment w:val="baseline"/>
       </w:pPr>
       <w:r>
         <w:t>本文档介绍了我公司运维服务团队在服务交付过程中，与运维服务产品相关的技术研发规划。</w:t>
@@ -2078,10 +2789,23 @@
     <w:p>
       <w:pPr>
         <w:pStyle w:val="27"/>
+        <w:keepNext w:val="0"/>
+        <w:keepLines w:val="0"/>
+        <w:pageBreakBefore w:val="0"/>
+        <w:widowControl w:val="0"/>
+        <w:kinsoku w:val="0"/>
+        <w:wordWrap/>
+        <w:overflowPunct/>
+        <w:topLinePunct w:val="0"/>
+        <w:autoSpaceDE w:val="0"/>
+        <w:autoSpaceDN w:val="0"/>
         <w:bidi w:val="0"/>
+        <w:adjustRightInd w:val="0"/>
+        <w:snapToGrid w:val="0"/>
+        <w:textAlignment w:val="baseline"/>
       </w:pPr>
       <w:r>
-        <w:t>主要包括：运维工具研发和运维方案研发，在运维服务过程中，运维服务团队可能面临各种问题（如软硬件故障、故障排查流程规范及新产品上线的运维等）和风险（如安全漏洞），并且随着公司向信息服务商转型，运维服务业务的比重将逐年提高，运维服务的技术支撑作用将越来越明显。这就对我们的运维服务团队提出了新的要求。因此，为了更好的提供运维服务，满足客户需求，我们需要不断优化我们的运维手段。经公司运维服务相关部门多次多研究论证，制定了公司 2025年运维服务技术研发规划，研发的项目是</w:t>
+        <w:t>主要包括：运维工具研发和运维方案研发，在运维服务过程中，运维服务团队可能面临各种问题（如软硬件故障、故障排查流程规范及新产品上线的运维等）和风险（如安全漏洞），并且随着公司向信息服务商转型，运维服务业务的比重将逐年提高，运维服务的技术支撑作用将越来越明显。这就对我们的运维服务团队提出了新的要求。因此，为了更好的提供运维服务，满足客户需求，我们需要不断优化我们的运维手段。经公司运维服务相关部门多次多研究论证，制定了公司2025年运维服务技术研发规划，研发的项目是</w:t>
       </w:r>
       <w:r>
         <w:rPr>
@@ -2097,9 +2821,22 @@
     <w:p>
       <w:pPr>
         <w:pStyle w:val="26"/>
+        <w:keepNext w:val="0"/>
+        <w:keepLines w:val="0"/>
+        <w:pageBreakBefore w:val="0"/>
+        <w:widowControl w:val="0"/>
+        <w:kinsoku w:val="0"/>
+        <w:wordWrap/>
+        <w:overflowPunct/>
+        <w:topLinePunct w:val="0"/>
+        <w:autoSpaceDE w:val="0"/>
+        <w:autoSpaceDN w:val="0"/>
         <w:bidi w:val="0"/>
+        <w:adjustRightInd w:val="0"/>
+        <w:snapToGrid w:val="0"/>
+        <w:textAlignment w:val="baseline"/>
       </w:pPr>
-      <w:bookmarkStart w:id="4" w:name="_Toc22983"/>
+      <w:bookmarkStart w:id="4" w:name="_Toc15972"/>
       <w:r>
         <w:t>运维研发团队现状及规划</w:t>
       </w:r>
@@ -2108,11 +2845,24 @@
     <w:p>
       <w:pPr>
         <w:pStyle w:val="28"/>
+        <w:keepNext w:val="0"/>
+        <w:keepLines w:val="0"/>
+        <w:pageBreakBefore w:val="0"/>
+        <w:widowControl w:val="0"/>
+        <w:kinsoku w:val="0"/>
+        <w:wordWrap/>
+        <w:overflowPunct/>
+        <w:topLinePunct w:val="0"/>
+        <w:autoSpaceDE w:val="0"/>
+        <w:autoSpaceDN w:val="0"/>
         <w:bidi w:val="0"/>
+        <w:adjustRightInd w:val="0"/>
+        <w:snapToGrid w:val="0"/>
+        <w:textAlignment w:val="baseline"/>
       </w:pPr>
       <w:bookmarkStart w:id="5" w:name="bookmark16"/>
       <w:bookmarkEnd w:id="5"/>
-      <w:bookmarkStart w:id="6" w:name="_Toc26516"/>
+      <w:bookmarkStart w:id="6" w:name="_Toc23458"/>
       <w:r>
         <w:t>运维研发团队现状</w:t>
       </w:r>
@@ -2120,8 +2870,22 @@
     </w:p>
     <w:p>
       <w:pPr>
+        <w:keepNext w:val="0"/>
+        <w:keepLines w:val="0"/>
+        <w:pageBreakBefore w:val="0"/>
+        <w:widowControl w:val="0"/>
+        <w:kinsoku w:val="0"/>
+        <w:wordWrap/>
+        <w:overflowPunct/>
+        <w:topLinePunct w:val="0"/>
+        <w:autoSpaceDE w:val="0"/>
+        <w:autoSpaceDN w:val="0"/>
+        <w:bidi w:val="0"/>
+        <w:adjustRightInd w:val="0"/>
+        <w:snapToGrid w:val="0"/>
         <w:spacing w:before="205" w:line="362" w:lineRule="auto"/>
         <w:ind w:left="36" w:right="157" w:firstLine="474"/>
+        <w:textAlignment w:val="baseline"/>
         <w:rPr>
           <w:rFonts w:ascii="宋体" w:hAnsi="宋体" w:eastAsia="宋体" w:cs="宋体"/>
           <w:sz w:val="24"/>
@@ -2169,9 +2933,22 @@
     <w:p>
       <w:pPr>
         <w:pStyle w:val="28"/>
+        <w:keepNext w:val="0"/>
+        <w:keepLines w:val="0"/>
+        <w:pageBreakBefore w:val="0"/>
+        <w:widowControl w:val="0"/>
+        <w:kinsoku w:val="0"/>
+        <w:wordWrap/>
+        <w:overflowPunct/>
+        <w:topLinePunct w:val="0"/>
+        <w:autoSpaceDE w:val="0"/>
+        <w:autoSpaceDN w:val="0"/>
         <w:bidi w:val="0"/>
+        <w:adjustRightInd w:val="0"/>
+        <w:snapToGrid w:val="0"/>
+        <w:textAlignment w:val="baseline"/>
       </w:pPr>
-      <w:bookmarkStart w:id="7" w:name="_Toc29927"/>
+      <w:bookmarkStart w:id="7" w:name="_Toc11205"/>
       <w:r>
         <w:t>运维研发团队人员规划</w:t>
       </w:r>
@@ -2179,8 +2956,22 @@
     </w:p>
     <w:p>
       <w:pPr>
+        <w:keepNext w:val="0"/>
+        <w:keepLines w:val="0"/>
+        <w:pageBreakBefore w:val="0"/>
+        <w:widowControl w:val="0"/>
+        <w:kinsoku w:val="0"/>
+        <w:wordWrap/>
+        <w:overflowPunct/>
+        <w:topLinePunct w:val="0"/>
+        <w:autoSpaceDE w:val="0"/>
+        <w:autoSpaceDN w:val="0"/>
+        <w:bidi w:val="0"/>
+        <w:adjustRightInd w:val="0"/>
+        <w:snapToGrid w:val="0"/>
         <w:spacing w:before="205" w:line="362" w:lineRule="auto"/>
         <w:ind w:left="24" w:right="164" w:firstLine="479"/>
+        <w:textAlignment w:val="baseline"/>
         <w:rPr>
           <w:rFonts w:ascii="宋体" w:hAnsi="宋体" w:eastAsia="宋体" w:cs="宋体"/>
           <w:sz w:val="24"/>
@@ -2228,9 +3019,22 @@
     <w:p>
       <w:pPr>
         <w:pStyle w:val="26"/>
+        <w:keepNext w:val="0"/>
+        <w:keepLines w:val="0"/>
+        <w:pageBreakBefore w:val="0"/>
+        <w:widowControl w:val="0"/>
+        <w:kinsoku w:val="0"/>
+        <w:wordWrap/>
+        <w:overflowPunct/>
+        <w:topLinePunct w:val="0"/>
+        <w:autoSpaceDE w:val="0"/>
+        <w:autoSpaceDN w:val="0"/>
         <w:bidi w:val="0"/>
+        <w:adjustRightInd w:val="0"/>
+        <w:snapToGrid w:val="0"/>
+        <w:textAlignment w:val="baseline"/>
       </w:pPr>
-      <w:bookmarkStart w:id="8" w:name="_Toc9646"/>
+      <w:bookmarkStart w:id="8" w:name="_Toc23989"/>
       <w:r>
         <w:t>运维服务研发规划</w:t>
       </w:r>
@@ -2238,9 +3042,23 @@
     </w:p>
     <w:p>
       <w:pPr>
+        <w:keepNext w:val="0"/>
+        <w:keepLines w:val="0"/>
+        <w:pageBreakBefore w:val="0"/>
+        <w:widowControl w:val="0"/>
+        <w:kinsoku w:val="0"/>
+        <w:wordWrap/>
+        <w:overflowPunct/>
+        <w:topLinePunct w:val="0"/>
+        <w:autoSpaceDE w:val="0"/>
+        <w:autoSpaceDN w:val="0"/>
+        <w:bidi w:val="0"/>
+        <w:adjustRightInd w:val="0"/>
+        <w:snapToGrid w:val="0"/>
         <w:spacing w:before="304" w:line="361" w:lineRule="auto"/>
         <w:ind w:left="24" w:right="137" w:firstLine="573"/>
         <w:jc w:val="both"/>
+        <w:textAlignment w:val="baseline"/>
         <w:rPr>
           <w:rFonts w:hint="eastAsia" w:ascii="宋体" w:hAnsi="宋体" w:eastAsia="宋体" w:cs="宋体"/>
           <w:spacing w:val="-1"/>
@@ -2263,13 +3081,26 @@
     <w:p>
       <w:pPr>
         <w:pStyle w:val="28"/>
+        <w:keepNext w:val="0"/>
+        <w:keepLines w:val="0"/>
+        <w:pageBreakBefore w:val="0"/>
+        <w:widowControl w:val="0"/>
+        <w:kinsoku w:val="0"/>
+        <w:wordWrap/>
+        <w:overflowPunct/>
+        <w:topLinePunct w:val="0"/>
+        <w:autoSpaceDE w:val="0"/>
+        <w:autoSpaceDN w:val="0"/>
         <w:bidi w:val="0"/>
+        <w:adjustRightInd w:val="0"/>
+        <w:snapToGrid w:val="0"/>
+        <w:textAlignment w:val="baseline"/>
         <w:rPr>
           <w:rFonts w:hint="default"/>
           <w:lang w:val="en-US" w:eastAsia="zh-CN"/>
         </w:rPr>
       </w:pPr>
-      <w:bookmarkStart w:id="9" w:name="_Toc21064"/>
+      <w:bookmarkStart w:id="9" w:name="_Toc21264"/>
       <w:r>
         <w:rPr>
           <w:rFonts w:hint="eastAsia"/>
@@ -2282,14 +3113,27 @@
     <w:p>
       <w:pPr>
         <w:pStyle w:val="29"/>
+        <w:keepNext w:val="0"/>
+        <w:keepLines w:val="0"/>
+        <w:pageBreakBefore w:val="0"/>
+        <w:widowControl w:val="0"/>
+        <w:kinsoku w:val="0"/>
+        <w:wordWrap/>
+        <w:overflowPunct/>
+        <w:topLinePunct w:val="0"/>
+        <w:autoSpaceDE w:val="0"/>
+        <w:autoSpaceDN w:val="0"/>
         <w:bidi w:val="0"/>
+        <w:adjustRightInd w:val="0"/>
+        <w:snapToGrid w:val="0"/>
+        <w:textAlignment w:val="baseline"/>
         <w:rPr>
           <w:rFonts w:hint="eastAsia"/>
         </w:rPr>
       </w:pPr>
       <w:bookmarkStart w:id="10" w:name="bookmark17"/>
       <w:bookmarkEnd w:id="10"/>
-      <w:bookmarkStart w:id="11" w:name="_Toc29727"/>
+      <w:bookmarkStart w:id="11" w:name="_Toc15084"/>
       <w:r>
         <w:rPr>
           <w:rFonts w:hint="eastAsia"/>
@@ -2303,7 +3147,7 @@
         <w:keepNext w:val="0"/>
         <w:keepLines w:val="0"/>
         <w:pageBreakBefore w:val="0"/>
-        <w:widowControl/>
+        <w:widowControl w:val="0"/>
         <w:kinsoku w:val="0"/>
         <w:wordWrap/>
         <w:overflowPunct/>
@@ -2338,12 +3182,25 @@
     <w:p>
       <w:pPr>
         <w:pStyle w:val="29"/>
+        <w:keepNext w:val="0"/>
+        <w:keepLines w:val="0"/>
+        <w:pageBreakBefore w:val="0"/>
+        <w:widowControl w:val="0"/>
+        <w:kinsoku w:val="0"/>
+        <w:wordWrap/>
+        <w:overflowPunct/>
+        <w:topLinePunct w:val="0"/>
+        <w:autoSpaceDE w:val="0"/>
+        <w:autoSpaceDN w:val="0"/>
         <w:bidi w:val="0"/>
+        <w:adjustRightInd w:val="0"/>
+        <w:snapToGrid w:val="0"/>
+        <w:textAlignment w:val="baseline"/>
         <w:rPr>
           <w:rFonts w:hint="eastAsia"/>
         </w:rPr>
       </w:pPr>
-      <w:bookmarkStart w:id="12" w:name="_Toc10843"/>
+      <w:bookmarkStart w:id="12" w:name="_Toc12095"/>
       <w:r>
         <w:rPr>
           <w:rFonts w:hint="eastAsia"/>
@@ -2355,6 +3212,20 @@
     <w:p>
       <w:pPr>
         <w:pStyle w:val="27"/>
+        <w:keepNext w:val="0"/>
+        <w:keepLines w:val="0"/>
+        <w:pageBreakBefore w:val="0"/>
+        <w:widowControl w:val="0"/>
+        <w:kinsoku w:val="0"/>
+        <w:wordWrap/>
+        <w:overflowPunct/>
+        <w:topLinePunct w:val="0"/>
+        <w:autoSpaceDE w:val="0"/>
+        <w:autoSpaceDN w:val="0"/>
+        <w:bidi w:val="0"/>
+        <w:adjustRightInd w:val="0"/>
+        <w:snapToGrid w:val="0"/>
+        <w:textAlignment w:val="baseline"/>
         <w:rPr>
           <w:rFonts w:hint="eastAsia"/>
           <w:lang w:val="en-US" w:eastAsia="zh-CN"/>
@@ -2371,6 +3242,20 @@
     <w:p>
       <w:pPr>
         <w:pStyle w:val="27"/>
+        <w:keepNext w:val="0"/>
+        <w:keepLines w:val="0"/>
+        <w:pageBreakBefore w:val="0"/>
+        <w:widowControl w:val="0"/>
+        <w:kinsoku w:val="0"/>
+        <w:wordWrap/>
+        <w:overflowPunct/>
+        <w:topLinePunct w:val="0"/>
+        <w:autoSpaceDE w:val="0"/>
+        <w:autoSpaceDN w:val="0"/>
+        <w:bidi w:val="0"/>
+        <w:adjustRightInd w:val="0"/>
+        <w:snapToGrid w:val="0"/>
+        <w:textAlignment w:val="baseline"/>
         <w:rPr>
           <w:rFonts w:hint="eastAsia"/>
           <w:lang w:val="en-US" w:eastAsia="zh-CN"/>
@@ -2387,6 +3272,20 @@
     <w:p>
       <w:pPr>
         <w:pStyle w:val="27"/>
+        <w:keepNext w:val="0"/>
+        <w:keepLines w:val="0"/>
+        <w:pageBreakBefore w:val="0"/>
+        <w:widowControl w:val="0"/>
+        <w:kinsoku w:val="0"/>
+        <w:wordWrap/>
+        <w:overflowPunct/>
+        <w:topLinePunct w:val="0"/>
+        <w:autoSpaceDE w:val="0"/>
+        <w:autoSpaceDN w:val="0"/>
+        <w:bidi w:val="0"/>
+        <w:adjustRightInd w:val="0"/>
+        <w:snapToGrid w:val="0"/>
+        <w:textAlignment w:val="baseline"/>
         <w:rPr>
           <w:rFonts w:hint="default"/>
           <w:lang w:val="en-US" w:eastAsia="zh-CN"/>
@@ -2403,12 +3302,25 @@
     <w:p>
       <w:pPr>
         <w:pStyle w:val="29"/>
+        <w:keepNext w:val="0"/>
+        <w:keepLines w:val="0"/>
+        <w:pageBreakBefore w:val="0"/>
+        <w:widowControl w:val="0"/>
+        <w:kinsoku w:val="0"/>
+        <w:wordWrap/>
+        <w:overflowPunct/>
+        <w:topLinePunct w:val="0"/>
+        <w:autoSpaceDE w:val="0"/>
+        <w:autoSpaceDN w:val="0"/>
         <w:bidi w:val="0"/>
+        <w:adjustRightInd w:val="0"/>
+        <w:snapToGrid w:val="0"/>
+        <w:textAlignment w:val="baseline"/>
         <w:rPr>
           <w:rFonts w:hint="eastAsia"/>
         </w:rPr>
       </w:pPr>
-      <w:bookmarkStart w:id="13" w:name="_Toc15443"/>
+      <w:bookmarkStart w:id="13" w:name="_Toc893"/>
       <w:r>
         <w:rPr>
           <w:rFonts w:hint="eastAsia"/>
@@ -2419,7 +3331,21 @@
     </w:p>
     <w:p>
       <w:pPr>
+        <w:keepNext w:val="0"/>
+        <w:keepLines w:val="0"/>
+        <w:pageBreakBefore w:val="0"/>
+        <w:widowControl w:val="0"/>
+        <w:kinsoku w:val="0"/>
+        <w:wordWrap/>
+        <w:overflowPunct/>
+        <w:topLinePunct w:val="0"/>
+        <w:autoSpaceDE w:val="0"/>
+        <w:autoSpaceDN w:val="0"/>
+        <w:bidi w:val="0"/>
+        <w:adjustRightInd w:val="0"/>
+        <w:snapToGrid w:val="0"/>
         <w:spacing w:line="225" w:lineRule="exact"/>
+        <w:textAlignment w:val="baseline"/>
       </w:pPr>
     </w:p>
     <w:tbl>
@@ -2475,8 +3401,22 @@
           <w:p>
             <w:pPr>
               <w:pStyle w:val="25"/>
+              <w:keepNext w:val="0"/>
+              <w:keepLines w:val="0"/>
+              <w:pageBreakBefore w:val="0"/>
+              <w:widowControl w:val="0"/>
+              <w:kinsoku w:val="0"/>
+              <w:wordWrap/>
+              <w:overflowPunct/>
+              <w:topLinePunct w:val="0"/>
+              <w:autoSpaceDE w:val="0"/>
+              <w:autoSpaceDN w:val="0"/>
+              <w:bidi w:val="0"/>
+              <w:adjustRightInd w:val="0"/>
+              <w:snapToGrid w:val="0"/>
               <w:spacing w:before="115" w:line="220" w:lineRule="auto"/>
               <w:ind w:left="111"/>
+              <w:textAlignment w:val="baseline"/>
             </w:pPr>
             <w:r>
               <w:rPr>
@@ -2495,8 +3435,22 @@
           <w:p>
             <w:pPr>
               <w:pStyle w:val="25"/>
+              <w:keepNext w:val="0"/>
+              <w:keepLines w:val="0"/>
+              <w:pageBreakBefore w:val="0"/>
+              <w:widowControl w:val="0"/>
+              <w:kinsoku w:val="0"/>
+              <w:wordWrap/>
+              <w:overflowPunct/>
+              <w:topLinePunct w:val="0"/>
+              <w:autoSpaceDE w:val="0"/>
+              <w:autoSpaceDN w:val="0"/>
+              <w:bidi w:val="0"/>
+              <w:adjustRightInd w:val="0"/>
+              <w:snapToGrid w:val="0"/>
               <w:spacing w:before="116" w:line="220" w:lineRule="auto"/>
               <w:ind w:left="120"/>
+              <w:textAlignment w:val="baseline"/>
             </w:pPr>
             <w:r>
               <w:rPr>
@@ -2515,8 +3469,22 @@
           <w:p>
             <w:pPr>
               <w:pStyle w:val="25"/>
+              <w:keepNext w:val="0"/>
+              <w:keepLines w:val="0"/>
+              <w:pageBreakBefore w:val="0"/>
+              <w:widowControl w:val="0"/>
+              <w:kinsoku w:val="0"/>
+              <w:wordWrap/>
+              <w:overflowPunct/>
+              <w:topLinePunct w:val="0"/>
+              <w:autoSpaceDE w:val="0"/>
+              <w:autoSpaceDN w:val="0"/>
+              <w:bidi w:val="0"/>
+              <w:adjustRightInd w:val="0"/>
+              <w:snapToGrid w:val="0"/>
               <w:spacing w:before="115" w:line="220" w:lineRule="auto"/>
               <w:ind w:left="114"/>
+              <w:textAlignment w:val="baseline"/>
             </w:pPr>
             <w:r>
               <w:rPr>
@@ -2555,7 +3523,21 @@
           </w:tcPr>
           <w:p>
             <w:pPr>
+              <w:keepNext w:val="0"/>
+              <w:keepLines w:val="0"/>
+              <w:pageBreakBefore w:val="0"/>
+              <w:widowControl w:val="0"/>
+              <w:kinsoku w:val="0"/>
+              <w:wordWrap/>
+              <w:overflowPunct/>
+              <w:topLinePunct w:val="0"/>
+              <w:autoSpaceDE w:val="0"/>
+              <w:autoSpaceDN w:val="0"/>
+              <w:bidi w:val="0"/>
+              <w:adjustRightInd w:val="0"/>
+              <w:snapToGrid w:val="0"/>
               <w:spacing w:line="266" w:lineRule="auto"/>
+              <w:textAlignment w:val="baseline"/>
               <w:rPr>
                 <w:rFonts w:ascii="Arial"/>
                 <w:sz w:val="21"/>
@@ -2565,8 +3547,22 @@
           <w:p>
             <w:pPr>
               <w:pStyle w:val="25"/>
+              <w:keepNext w:val="0"/>
+              <w:keepLines w:val="0"/>
+              <w:pageBreakBefore w:val="0"/>
+              <w:widowControl w:val="0"/>
+              <w:kinsoku w:val="0"/>
+              <w:wordWrap/>
+              <w:overflowPunct/>
+              <w:topLinePunct w:val="0"/>
+              <w:autoSpaceDE w:val="0"/>
+              <w:autoSpaceDN w:val="0"/>
+              <w:bidi w:val="0"/>
+              <w:adjustRightInd w:val="0"/>
+              <w:snapToGrid w:val="0"/>
               <w:spacing w:before="78" w:line="220" w:lineRule="auto"/>
               <w:ind w:left="116"/>
+              <w:textAlignment w:val="baseline"/>
             </w:pPr>
             <w:r>
               <w:rPr>
@@ -2582,7 +3578,21 @@
           </w:tcPr>
           <w:p>
             <w:pPr>
+              <w:keepNext w:val="0"/>
+              <w:keepLines w:val="0"/>
+              <w:pageBreakBefore w:val="0"/>
+              <w:widowControl w:val="0"/>
+              <w:kinsoku w:val="0"/>
+              <w:wordWrap/>
+              <w:overflowPunct/>
+              <w:topLinePunct w:val="0"/>
+              <w:autoSpaceDE w:val="0"/>
+              <w:autoSpaceDN w:val="0"/>
+              <w:bidi w:val="0"/>
+              <w:adjustRightInd w:val="0"/>
+              <w:snapToGrid w:val="0"/>
               <w:spacing w:line="265" w:lineRule="auto"/>
+              <w:textAlignment w:val="baseline"/>
               <w:rPr>
                 <w:rFonts w:ascii="Arial"/>
                 <w:sz w:val="21"/>
@@ -2592,8 +3602,22 @@
           <w:p>
             <w:pPr>
               <w:pStyle w:val="25"/>
+              <w:keepNext w:val="0"/>
+              <w:keepLines w:val="0"/>
+              <w:pageBreakBefore w:val="0"/>
+              <w:widowControl w:val="0"/>
+              <w:kinsoku w:val="0"/>
+              <w:wordWrap/>
+              <w:overflowPunct/>
+              <w:topLinePunct w:val="0"/>
+              <w:autoSpaceDE w:val="0"/>
+              <w:autoSpaceDN w:val="0"/>
+              <w:bidi w:val="0"/>
+              <w:adjustRightInd w:val="0"/>
+              <w:snapToGrid w:val="0"/>
               <w:spacing w:before="78" w:line="220" w:lineRule="auto"/>
               <w:ind w:left="112"/>
+              <w:textAlignment w:val="baseline"/>
             </w:pPr>
             <w:r>
               <w:rPr>
@@ -2634,8 +3658,22 @@
           <w:p>
             <w:pPr>
               <w:pStyle w:val="25"/>
+              <w:keepNext w:val="0"/>
+              <w:keepLines w:val="0"/>
+              <w:pageBreakBefore w:val="0"/>
+              <w:widowControl w:val="0"/>
+              <w:kinsoku w:val="0"/>
+              <w:wordWrap/>
+              <w:overflowPunct/>
+              <w:topLinePunct w:val="0"/>
+              <w:autoSpaceDE w:val="0"/>
+              <w:autoSpaceDN w:val="0"/>
+              <w:bidi w:val="0"/>
+              <w:adjustRightInd w:val="0"/>
+              <w:snapToGrid w:val="0"/>
               <w:spacing w:before="111" w:line="220" w:lineRule="auto"/>
               <w:ind w:left="129"/>
+              <w:textAlignment w:val="baseline"/>
             </w:pPr>
             <w:r>
               <w:rPr>
@@ -2665,8 +3703,22 @@
           <w:p>
             <w:pPr>
               <w:pStyle w:val="25"/>
+              <w:keepNext w:val="0"/>
+              <w:keepLines w:val="0"/>
+              <w:pageBreakBefore w:val="0"/>
+              <w:widowControl w:val="0"/>
+              <w:kinsoku w:val="0"/>
+              <w:wordWrap/>
+              <w:overflowPunct/>
+              <w:topLinePunct w:val="0"/>
+              <w:autoSpaceDE w:val="0"/>
+              <w:autoSpaceDN w:val="0"/>
+              <w:bidi w:val="0"/>
+              <w:adjustRightInd w:val="0"/>
+              <w:snapToGrid w:val="0"/>
               <w:spacing w:before="182" w:line="220" w:lineRule="auto"/>
               <w:ind w:left="114"/>
+              <w:textAlignment w:val="baseline"/>
             </w:pPr>
             <w:r>
               <w:rPr>
@@ -2716,8 +3768,22 @@
           <w:p>
             <w:pPr>
               <w:pStyle w:val="25"/>
+              <w:keepNext w:val="0"/>
+              <w:keepLines w:val="0"/>
+              <w:pageBreakBefore w:val="0"/>
+              <w:widowControl w:val="0"/>
+              <w:kinsoku w:val="0"/>
+              <w:wordWrap/>
+              <w:overflowPunct/>
+              <w:topLinePunct w:val="0"/>
+              <w:autoSpaceDE w:val="0"/>
+              <w:autoSpaceDN w:val="0"/>
+              <w:bidi w:val="0"/>
+              <w:adjustRightInd w:val="0"/>
+              <w:snapToGrid w:val="0"/>
               <w:spacing w:before="113" w:line="220" w:lineRule="auto"/>
               <w:ind w:left="125"/>
+              <w:textAlignment w:val="baseline"/>
             </w:pPr>
             <w:r>
               <w:rPr>
@@ -2734,8 +3800,22 @@
           <w:p>
             <w:pPr>
               <w:pStyle w:val="25"/>
+              <w:keepNext w:val="0"/>
+              <w:keepLines w:val="0"/>
+              <w:pageBreakBefore w:val="0"/>
+              <w:widowControl w:val="0"/>
+              <w:kinsoku w:val="0"/>
+              <w:wordWrap/>
+              <w:overflowPunct/>
+              <w:topLinePunct w:val="0"/>
+              <w:autoSpaceDE w:val="0"/>
+              <w:autoSpaceDN w:val="0"/>
+              <w:bidi w:val="0"/>
+              <w:adjustRightInd w:val="0"/>
+              <w:snapToGrid w:val="0"/>
               <w:spacing w:before="112" w:line="220" w:lineRule="auto"/>
               <w:ind w:left="112"/>
+              <w:textAlignment w:val="baseline"/>
             </w:pPr>
             <w:r>
               <w:rPr>
@@ -2778,8 +3858,22 @@
           <w:p>
             <w:pPr>
               <w:pStyle w:val="25"/>
+              <w:keepNext w:val="0"/>
+              <w:keepLines w:val="0"/>
+              <w:pageBreakBefore w:val="0"/>
+              <w:widowControl w:val="0"/>
+              <w:kinsoku w:val="0"/>
+              <w:wordWrap/>
+              <w:overflowPunct/>
+              <w:topLinePunct w:val="0"/>
+              <w:autoSpaceDE w:val="0"/>
+              <w:autoSpaceDN w:val="0"/>
+              <w:bidi w:val="0"/>
+              <w:adjustRightInd w:val="0"/>
+              <w:snapToGrid w:val="0"/>
               <w:spacing w:before="112" w:line="220" w:lineRule="auto"/>
               <w:ind w:left="113"/>
+              <w:textAlignment w:val="baseline"/>
             </w:pPr>
             <w:r>
               <w:rPr>
@@ -2816,7 +3910,21 @@
           </w:tcPr>
           <w:p>
             <w:pPr>
+              <w:keepNext w:val="0"/>
+              <w:keepLines w:val="0"/>
+              <w:pageBreakBefore w:val="0"/>
+              <w:widowControl w:val="0"/>
+              <w:kinsoku w:val="0"/>
+              <w:wordWrap/>
+              <w:overflowPunct/>
+              <w:topLinePunct w:val="0"/>
+              <w:autoSpaceDE w:val="0"/>
+              <w:autoSpaceDN w:val="0"/>
+              <w:bidi w:val="0"/>
+              <w:adjustRightInd w:val="0"/>
+              <w:snapToGrid w:val="0"/>
               <w:spacing w:line="267" w:lineRule="auto"/>
+              <w:textAlignment w:val="baseline"/>
               <w:rPr>
                 <w:rFonts w:ascii="Arial"/>
                 <w:sz w:val="21"/>
@@ -2826,8 +3934,22 @@
           <w:p>
             <w:pPr>
               <w:pStyle w:val="25"/>
+              <w:keepNext w:val="0"/>
+              <w:keepLines w:val="0"/>
+              <w:pageBreakBefore w:val="0"/>
+              <w:widowControl w:val="0"/>
+              <w:kinsoku w:val="0"/>
+              <w:wordWrap/>
+              <w:overflowPunct/>
+              <w:topLinePunct w:val="0"/>
+              <w:autoSpaceDE w:val="0"/>
+              <w:autoSpaceDN w:val="0"/>
+              <w:bidi w:val="0"/>
+              <w:adjustRightInd w:val="0"/>
+              <w:snapToGrid w:val="0"/>
               <w:spacing w:before="78" w:line="363" w:lineRule="auto"/>
               <w:ind w:left="118" w:right="169" w:hanging="2"/>
+              <w:textAlignment w:val="baseline"/>
             </w:pPr>
             <w:r>
               <w:rPr>
@@ -2843,7 +3965,21 @@
           </w:tcPr>
           <w:p>
             <w:pPr>
+              <w:keepNext w:val="0"/>
+              <w:keepLines w:val="0"/>
+              <w:pageBreakBefore w:val="0"/>
+              <w:widowControl w:val="0"/>
+              <w:kinsoku w:val="0"/>
+              <w:wordWrap/>
+              <w:overflowPunct/>
+              <w:topLinePunct w:val="0"/>
+              <w:autoSpaceDE w:val="0"/>
+              <w:autoSpaceDN w:val="0"/>
+              <w:bidi w:val="0"/>
+              <w:adjustRightInd w:val="0"/>
+              <w:snapToGrid w:val="0"/>
               <w:spacing w:line="249" w:lineRule="auto"/>
+              <w:textAlignment w:val="baseline"/>
               <w:rPr>
                 <w:rFonts w:ascii="Arial"/>
                 <w:sz w:val="21"/>
@@ -2852,7 +3988,21 @@
           </w:p>
           <w:p>
             <w:pPr>
+              <w:keepNext w:val="0"/>
+              <w:keepLines w:val="0"/>
+              <w:pageBreakBefore w:val="0"/>
+              <w:widowControl w:val="0"/>
+              <w:kinsoku w:val="0"/>
+              <w:wordWrap/>
+              <w:overflowPunct/>
+              <w:topLinePunct w:val="0"/>
+              <w:autoSpaceDE w:val="0"/>
+              <w:autoSpaceDN w:val="0"/>
+              <w:bidi w:val="0"/>
+              <w:adjustRightInd w:val="0"/>
+              <w:snapToGrid w:val="0"/>
               <w:spacing w:line="250" w:lineRule="auto"/>
+              <w:textAlignment w:val="baseline"/>
               <w:rPr>
                 <w:rFonts w:ascii="Arial"/>
                 <w:sz w:val="21"/>
@@ -2862,8 +4012,22 @@
           <w:p>
             <w:pPr>
               <w:pStyle w:val="25"/>
+              <w:keepNext w:val="0"/>
+              <w:keepLines w:val="0"/>
+              <w:pageBreakBefore w:val="0"/>
+              <w:widowControl w:val="0"/>
+              <w:kinsoku w:val="0"/>
+              <w:wordWrap/>
+              <w:overflowPunct/>
+              <w:topLinePunct w:val="0"/>
+              <w:autoSpaceDE w:val="0"/>
+              <w:autoSpaceDN w:val="0"/>
+              <w:bidi w:val="0"/>
+              <w:adjustRightInd w:val="0"/>
+              <w:snapToGrid w:val="0"/>
               <w:spacing w:before="78" w:line="220" w:lineRule="auto"/>
               <w:ind w:left="112"/>
+              <w:textAlignment w:val="baseline"/>
             </w:pPr>
             <w:r>
               <w:rPr>
@@ -2904,8 +4068,22 @@
           <w:p>
             <w:pPr>
               <w:pStyle w:val="25"/>
+              <w:keepNext w:val="0"/>
+              <w:keepLines w:val="0"/>
+              <w:pageBreakBefore w:val="0"/>
+              <w:widowControl w:val="0"/>
+              <w:kinsoku w:val="0"/>
+              <w:wordWrap/>
+              <w:overflowPunct/>
+              <w:topLinePunct w:val="0"/>
+              <w:autoSpaceDE w:val="0"/>
+              <w:autoSpaceDN w:val="0"/>
+              <w:bidi w:val="0"/>
+              <w:adjustRightInd w:val="0"/>
+              <w:snapToGrid w:val="0"/>
               <w:spacing w:before="113" w:line="221" w:lineRule="auto"/>
               <w:ind w:left="160"/>
+              <w:textAlignment w:val="baseline"/>
             </w:pPr>
             <w:r>
               <w:rPr>
@@ -2929,8 +4107,22 @@
           <w:p>
             <w:pPr>
               <w:pStyle w:val="25"/>
+              <w:keepNext w:val="0"/>
+              <w:keepLines w:val="0"/>
+              <w:pageBreakBefore w:val="0"/>
+              <w:widowControl w:val="0"/>
+              <w:kinsoku w:val="0"/>
+              <w:wordWrap/>
+              <w:overflowPunct/>
+              <w:topLinePunct w:val="0"/>
+              <w:autoSpaceDE w:val="0"/>
+              <w:autoSpaceDN w:val="0"/>
+              <w:bidi w:val="0"/>
+              <w:adjustRightInd w:val="0"/>
+              <w:snapToGrid w:val="0"/>
               <w:spacing w:before="180" w:line="220" w:lineRule="auto"/>
               <w:ind w:left="145"/>
+              <w:textAlignment w:val="baseline"/>
             </w:pPr>
             <w:r>
               <w:rPr>
@@ -2942,8 +4134,22 @@
           <w:p>
             <w:pPr>
               <w:pStyle w:val="25"/>
+              <w:keepNext w:val="0"/>
+              <w:keepLines w:val="0"/>
+              <w:pageBreakBefore w:val="0"/>
+              <w:widowControl w:val="0"/>
+              <w:kinsoku w:val="0"/>
+              <w:wordWrap/>
+              <w:overflowPunct/>
+              <w:topLinePunct w:val="0"/>
+              <w:autoSpaceDE w:val="0"/>
+              <w:autoSpaceDN w:val="0"/>
+              <w:bidi w:val="0"/>
+              <w:adjustRightInd w:val="0"/>
+              <w:snapToGrid w:val="0"/>
               <w:spacing w:before="182" w:line="220" w:lineRule="auto"/>
               <w:ind w:left="147"/>
+              <w:textAlignment w:val="baseline"/>
             </w:pPr>
             <w:r>
               <w:rPr>
@@ -2980,7 +4186,21 @@
           </w:tcPr>
           <w:p>
             <w:pPr>
+              <w:keepNext w:val="0"/>
+              <w:keepLines w:val="0"/>
+              <w:pageBreakBefore w:val="0"/>
+              <w:widowControl w:val="0"/>
+              <w:kinsoku w:val="0"/>
+              <w:wordWrap/>
+              <w:overflowPunct/>
+              <w:topLinePunct w:val="0"/>
+              <w:autoSpaceDE w:val="0"/>
+              <w:autoSpaceDN w:val="0"/>
+              <w:bidi w:val="0"/>
+              <w:adjustRightInd w:val="0"/>
+              <w:snapToGrid w:val="0"/>
               <w:spacing w:line="242" w:lineRule="auto"/>
+              <w:textAlignment w:val="baseline"/>
               <w:rPr>
                 <w:rFonts w:ascii="Arial"/>
                 <w:sz w:val="21"/>
@@ -2989,7 +4209,21 @@
           </w:p>
           <w:p>
             <w:pPr>
+              <w:keepNext w:val="0"/>
+              <w:keepLines w:val="0"/>
+              <w:pageBreakBefore w:val="0"/>
+              <w:widowControl w:val="0"/>
+              <w:kinsoku w:val="0"/>
+              <w:wordWrap/>
+              <w:overflowPunct/>
+              <w:topLinePunct w:val="0"/>
+              <w:autoSpaceDE w:val="0"/>
+              <w:autoSpaceDN w:val="0"/>
+              <w:bidi w:val="0"/>
+              <w:adjustRightInd w:val="0"/>
+              <w:snapToGrid w:val="0"/>
               <w:spacing w:line="242" w:lineRule="auto"/>
+              <w:textAlignment w:val="baseline"/>
               <w:rPr>
                 <w:rFonts w:ascii="Arial"/>
                 <w:sz w:val="21"/>
@@ -2998,7 +4232,21 @@
           </w:p>
           <w:p>
             <w:pPr>
+              <w:keepNext w:val="0"/>
+              <w:keepLines w:val="0"/>
+              <w:pageBreakBefore w:val="0"/>
+              <w:widowControl w:val="0"/>
+              <w:kinsoku w:val="0"/>
+              <w:wordWrap/>
+              <w:overflowPunct/>
+              <w:topLinePunct w:val="0"/>
+              <w:autoSpaceDE w:val="0"/>
+              <w:autoSpaceDN w:val="0"/>
+              <w:bidi w:val="0"/>
+              <w:adjustRightInd w:val="0"/>
+              <w:snapToGrid w:val="0"/>
               <w:spacing w:line="242" w:lineRule="auto"/>
+              <w:textAlignment w:val="baseline"/>
               <w:rPr>
                 <w:rFonts w:ascii="Arial"/>
                 <w:sz w:val="21"/>
@@ -3007,7 +4255,21 @@
           </w:p>
           <w:p>
             <w:pPr>
+              <w:keepNext w:val="0"/>
+              <w:keepLines w:val="0"/>
+              <w:pageBreakBefore w:val="0"/>
+              <w:widowControl w:val="0"/>
+              <w:kinsoku w:val="0"/>
+              <w:wordWrap/>
+              <w:overflowPunct/>
+              <w:topLinePunct w:val="0"/>
+              <w:autoSpaceDE w:val="0"/>
+              <w:autoSpaceDN w:val="0"/>
+              <w:bidi w:val="0"/>
+              <w:adjustRightInd w:val="0"/>
+              <w:snapToGrid w:val="0"/>
               <w:spacing w:line="242" w:lineRule="auto"/>
+              <w:textAlignment w:val="baseline"/>
               <w:rPr>
                 <w:rFonts w:ascii="Arial"/>
                 <w:sz w:val="21"/>
@@ -3017,8 +4279,22 @@
           <w:p>
             <w:pPr>
               <w:pStyle w:val="25"/>
+              <w:keepNext w:val="0"/>
+              <w:keepLines w:val="0"/>
+              <w:pageBreakBefore w:val="0"/>
+              <w:widowControl w:val="0"/>
+              <w:kinsoku w:val="0"/>
+              <w:wordWrap/>
+              <w:overflowPunct/>
+              <w:topLinePunct w:val="0"/>
+              <w:autoSpaceDE w:val="0"/>
+              <w:autoSpaceDN w:val="0"/>
+              <w:bidi w:val="0"/>
+              <w:adjustRightInd w:val="0"/>
+              <w:snapToGrid w:val="0"/>
               <w:spacing w:before="78" w:line="220" w:lineRule="auto"/>
               <w:ind w:left="112"/>
+              <w:textAlignment w:val="baseline"/>
             </w:pPr>
             <w:r>
               <w:rPr>
@@ -3049,7 +4325,21 @@
           </w:tcPr>
           <w:p>
             <w:pPr>
+              <w:keepNext w:val="0"/>
+              <w:keepLines w:val="0"/>
+              <w:pageBreakBefore w:val="0"/>
+              <w:widowControl w:val="0"/>
+              <w:kinsoku w:val="0"/>
+              <w:wordWrap/>
+              <w:overflowPunct/>
+              <w:topLinePunct w:val="0"/>
+              <w:autoSpaceDE w:val="0"/>
+              <w:autoSpaceDN w:val="0"/>
+              <w:bidi w:val="0"/>
+              <w:adjustRightInd w:val="0"/>
+              <w:snapToGrid w:val="0"/>
               <w:spacing w:line="244" w:lineRule="auto"/>
+              <w:textAlignment w:val="baseline"/>
               <w:rPr>
                 <w:rFonts w:ascii="Arial"/>
                 <w:sz w:val="21"/>
@@ -3058,7 +4348,21 @@
           </w:p>
           <w:p>
             <w:pPr>
+              <w:keepNext w:val="0"/>
+              <w:keepLines w:val="0"/>
+              <w:pageBreakBefore w:val="0"/>
+              <w:widowControl w:val="0"/>
+              <w:kinsoku w:val="0"/>
+              <w:wordWrap/>
+              <w:overflowPunct/>
+              <w:topLinePunct w:val="0"/>
+              <w:autoSpaceDE w:val="0"/>
+              <w:autoSpaceDN w:val="0"/>
+              <w:bidi w:val="0"/>
+              <w:adjustRightInd w:val="0"/>
+              <w:snapToGrid w:val="0"/>
               <w:spacing w:line="245" w:lineRule="auto"/>
+              <w:textAlignment w:val="baseline"/>
               <w:rPr>
                 <w:rFonts w:ascii="Arial"/>
                 <w:sz w:val="21"/>
@@ -3067,7 +4371,21 @@
           </w:p>
           <w:p>
             <w:pPr>
+              <w:keepNext w:val="0"/>
+              <w:keepLines w:val="0"/>
+              <w:pageBreakBefore w:val="0"/>
+              <w:widowControl w:val="0"/>
+              <w:kinsoku w:val="0"/>
+              <w:wordWrap/>
+              <w:overflowPunct/>
+              <w:topLinePunct w:val="0"/>
+              <w:autoSpaceDE w:val="0"/>
+              <w:autoSpaceDN w:val="0"/>
+              <w:bidi w:val="0"/>
+              <w:adjustRightInd w:val="0"/>
+              <w:snapToGrid w:val="0"/>
               <w:spacing w:line="245" w:lineRule="auto"/>
+              <w:textAlignment w:val="baseline"/>
               <w:rPr>
                 <w:rFonts w:ascii="Arial"/>
                 <w:sz w:val="21"/>
@@ -3077,8 +4395,22 @@
           <w:p>
             <w:pPr>
               <w:pStyle w:val="25"/>
+              <w:keepNext w:val="0"/>
+              <w:keepLines w:val="0"/>
+              <w:pageBreakBefore w:val="0"/>
+              <w:widowControl w:val="0"/>
+              <w:kinsoku w:val="0"/>
+              <w:wordWrap/>
+              <w:overflowPunct/>
+              <w:topLinePunct w:val="0"/>
+              <w:autoSpaceDE w:val="0"/>
+              <w:autoSpaceDN w:val="0"/>
+              <w:bidi w:val="0"/>
+              <w:adjustRightInd w:val="0"/>
+              <w:snapToGrid w:val="0"/>
               <w:spacing w:before="78" w:line="220" w:lineRule="auto"/>
               <w:ind w:left="112"/>
+              <w:textAlignment w:val="baseline"/>
             </w:pPr>
             <w:r>
               <w:rPr>
@@ -3139,8 +4471,22 @@
           <w:p>
             <w:pPr>
               <w:pStyle w:val="25"/>
+              <w:keepNext w:val="0"/>
+              <w:keepLines w:val="0"/>
+              <w:pageBreakBefore w:val="0"/>
+              <w:widowControl w:val="0"/>
+              <w:kinsoku w:val="0"/>
+              <w:wordWrap/>
+              <w:overflowPunct/>
+              <w:topLinePunct w:val="0"/>
+              <w:autoSpaceDE w:val="0"/>
+              <w:autoSpaceDN w:val="0"/>
+              <w:bidi w:val="0"/>
+              <w:adjustRightInd w:val="0"/>
+              <w:snapToGrid w:val="0"/>
               <w:spacing w:before="115" w:line="220" w:lineRule="auto"/>
               <w:ind w:left="144"/>
+              <w:textAlignment w:val="baseline"/>
             </w:pPr>
             <w:r>
               <w:rPr>
@@ -3166,12 +4512,26 @@
           <w:p>
             <w:pPr>
               <w:pStyle w:val="25"/>
+              <w:keepNext w:val="0"/>
+              <w:keepLines w:val="0"/>
+              <w:pageBreakBefore w:val="0"/>
+              <w:widowControl w:val="0"/>
               <w:numPr>
                 <w:ilvl w:val="0"/>
                 <w:numId w:val="2"/>
               </w:numPr>
+              <w:kinsoku w:val="0"/>
+              <w:wordWrap/>
+              <w:overflowPunct/>
+              <w:topLinePunct w:val="0"/>
+              <w:autoSpaceDE w:val="0"/>
+              <w:autoSpaceDN w:val="0"/>
+              <w:bidi w:val="0"/>
+              <w:adjustRightInd w:val="0"/>
+              <w:snapToGrid w:val="0"/>
               <w:spacing w:before="182" w:line="220" w:lineRule="auto"/>
               <w:ind w:left="141"/>
+              <w:textAlignment w:val="baseline"/>
               <w:rPr>
                 <w:rFonts w:hint="eastAsia"/>
                 <w:spacing w:val="-5"/>
@@ -3190,12 +4550,26 @@
           <w:p>
             <w:pPr>
               <w:pStyle w:val="25"/>
+              <w:keepNext w:val="0"/>
+              <w:keepLines w:val="0"/>
+              <w:pageBreakBefore w:val="0"/>
+              <w:widowControl w:val="0"/>
               <w:numPr>
                 <w:ilvl w:val="0"/>
                 <w:numId w:val="2"/>
               </w:numPr>
+              <w:kinsoku w:val="0"/>
+              <w:wordWrap/>
+              <w:overflowPunct/>
+              <w:topLinePunct w:val="0"/>
+              <w:autoSpaceDE w:val="0"/>
+              <w:autoSpaceDN w:val="0"/>
+              <w:bidi w:val="0"/>
+              <w:adjustRightInd w:val="0"/>
+              <w:snapToGrid w:val="0"/>
               <w:spacing w:before="182" w:line="220" w:lineRule="auto"/>
               <w:ind w:left="141"/>
+              <w:textAlignment w:val="baseline"/>
               <w:rPr>
                 <w:rFonts w:hint="default"/>
                 <w:spacing w:val="-5"/>
@@ -3214,12 +4588,26 @@
           <w:p>
             <w:pPr>
               <w:pStyle w:val="25"/>
+              <w:keepNext w:val="0"/>
+              <w:keepLines w:val="0"/>
+              <w:pageBreakBefore w:val="0"/>
+              <w:widowControl w:val="0"/>
               <w:numPr>
                 <w:ilvl w:val="0"/>
                 <w:numId w:val="2"/>
               </w:numPr>
+              <w:kinsoku w:val="0"/>
+              <w:wordWrap/>
+              <w:overflowPunct/>
+              <w:topLinePunct w:val="0"/>
+              <w:autoSpaceDE w:val="0"/>
+              <w:autoSpaceDN w:val="0"/>
+              <w:bidi w:val="0"/>
+              <w:adjustRightInd w:val="0"/>
+              <w:snapToGrid w:val="0"/>
               <w:spacing w:before="182" w:line="220" w:lineRule="auto"/>
               <w:ind w:left="141"/>
+              <w:textAlignment w:val="baseline"/>
               <w:rPr>
                 <w:rFonts w:hint="default"/>
                 <w:spacing w:val="-5"/>
@@ -3238,12 +4626,26 @@
           <w:p>
             <w:pPr>
               <w:pStyle w:val="25"/>
+              <w:keepNext w:val="0"/>
+              <w:keepLines w:val="0"/>
+              <w:pageBreakBefore w:val="0"/>
+              <w:widowControl w:val="0"/>
               <w:numPr>
                 <w:ilvl w:val="0"/>
                 <w:numId w:val="2"/>
               </w:numPr>
+              <w:kinsoku w:val="0"/>
+              <w:wordWrap/>
+              <w:overflowPunct/>
+              <w:topLinePunct w:val="0"/>
+              <w:autoSpaceDE w:val="0"/>
+              <w:autoSpaceDN w:val="0"/>
+              <w:bidi w:val="0"/>
+              <w:adjustRightInd w:val="0"/>
+              <w:snapToGrid w:val="0"/>
               <w:spacing w:before="182" w:line="220" w:lineRule="auto"/>
               <w:ind w:left="141"/>
+              <w:textAlignment w:val="baseline"/>
               <w:rPr>
                 <w:rFonts w:hint="default"/>
                 <w:spacing w:val="-5"/>
@@ -3262,12 +4664,26 @@
           <w:p>
             <w:pPr>
               <w:pStyle w:val="25"/>
+              <w:keepNext w:val="0"/>
+              <w:keepLines w:val="0"/>
+              <w:pageBreakBefore w:val="0"/>
+              <w:widowControl w:val="0"/>
               <w:numPr>
                 <w:ilvl w:val="0"/>
                 <w:numId w:val="2"/>
               </w:numPr>
+              <w:kinsoku w:val="0"/>
+              <w:wordWrap/>
+              <w:overflowPunct/>
+              <w:topLinePunct w:val="0"/>
+              <w:autoSpaceDE w:val="0"/>
+              <w:autoSpaceDN w:val="0"/>
+              <w:bidi w:val="0"/>
+              <w:adjustRightInd w:val="0"/>
+              <w:snapToGrid w:val="0"/>
               <w:spacing w:before="182" w:line="220" w:lineRule="auto"/>
               <w:ind w:left="141"/>
+              <w:textAlignment w:val="baseline"/>
               <w:rPr>
                 <w:rFonts w:hint="default"/>
                 <w:spacing w:val="-5"/>
@@ -3312,8 +4728,22 @@
           <w:p>
             <w:pPr>
               <w:pStyle w:val="25"/>
+              <w:keepNext w:val="0"/>
+              <w:keepLines w:val="0"/>
+              <w:pageBreakBefore w:val="0"/>
+              <w:widowControl w:val="0"/>
+              <w:kinsoku w:val="0"/>
+              <w:wordWrap/>
+              <w:overflowPunct/>
+              <w:topLinePunct w:val="0"/>
+              <w:autoSpaceDE w:val="0"/>
+              <w:autoSpaceDN w:val="0"/>
+              <w:bidi w:val="0"/>
+              <w:adjustRightInd w:val="0"/>
+              <w:snapToGrid w:val="0"/>
               <w:spacing w:before="78" w:line="220" w:lineRule="auto"/>
               <w:ind w:left="112"/>
+              <w:textAlignment w:val="baseline"/>
               <w:rPr>
                 <w:rFonts w:hint="default" w:eastAsia="宋体"/>
                 <w:spacing w:val="-3"/>
@@ -3337,8 +4767,22 @@
           <w:p>
             <w:pPr>
               <w:pStyle w:val="25"/>
+              <w:keepNext w:val="0"/>
+              <w:keepLines w:val="0"/>
+              <w:pageBreakBefore w:val="0"/>
+              <w:widowControl w:val="0"/>
+              <w:kinsoku w:val="0"/>
+              <w:wordWrap/>
+              <w:overflowPunct/>
+              <w:topLinePunct w:val="0"/>
+              <w:autoSpaceDE w:val="0"/>
+              <w:autoSpaceDN w:val="0"/>
+              <w:bidi w:val="0"/>
+              <w:adjustRightInd w:val="0"/>
+              <w:snapToGrid w:val="0"/>
               <w:spacing w:before="119" w:line="220" w:lineRule="auto"/>
               <w:ind w:left="112"/>
+              <w:textAlignment w:val="baseline"/>
               <w:rPr>
                 <w:rFonts w:hint="default" w:eastAsia="宋体"/>
                 <w:spacing w:val="-4"/>
@@ -3362,8 +4806,22 @@
           <w:p>
             <w:pPr>
               <w:pStyle w:val="25"/>
+              <w:keepNext w:val="0"/>
+              <w:keepLines w:val="0"/>
+              <w:pageBreakBefore w:val="0"/>
+              <w:widowControl w:val="0"/>
+              <w:kinsoku w:val="0"/>
+              <w:wordWrap/>
+              <w:overflowPunct/>
+              <w:topLinePunct w:val="0"/>
+              <w:autoSpaceDE w:val="0"/>
+              <w:autoSpaceDN w:val="0"/>
+              <w:bidi w:val="0"/>
+              <w:adjustRightInd w:val="0"/>
+              <w:snapToGrid w:val="0"/>
               <w:spacing w:before="120" w:line="311" w:lineRule="auto"/>
               <w:ind w:left="140" w:right="272" w:firstLine="3"/>
+              <w:textAlignment w:val="baseline"/>
               <w:rPr>
                 <w:rFonts w:hint="default" w:eastAsia="宋体"/>
                 <w:spacing w:val="-1"/>
@@ -3408,8 +4866,22 @@
           <w:p>
             <w:pPr>
               <w:pStyle w:val="25"/>
+              <w:keepNext w:val="0"/>
+              <w:keepLines w:val="0"/>
+              <w:pageBreakBefore w:val="0"/>
+              <w:widowControl w:val="0"/>
+              <w:kinsoku w:val="0"/>
+              <w:wordWrap/>
+              <w:overflowPunct/>
+              <w:topLinePunct w:val="0"/>
+              <w:autoSpaceDE w:val="0"/>
+              <w:autoSpaceDN w:val="0"/>
+              <w:bidi w:val="0"/>
+              <w:adjustRightInd w:val="0"/>
+              <w:snapToGrid w:val="0"/>
               <w:spacing w:before="78" w:line="220" w:lineRule="auto"/>
               <w:ind w:left="112"/>
+              <w:textAlignment w:val="baseline"/>
               <w:rPr>
                 <w:rFonts w:hint="default"/>
                 <w:spacing w:val="-3"/>
@@ -3433,8 +4905,22 @@
           <w:p>
             <w:pPr>
               <w:pStyle w:val="25"/>
+              <w:keepNext w:val="0"/>
+              <w:keepLines w:val="0"/>
+              <w:pageBreakBefore w:val="0"/>
+              <w:widowControl w:val="0"/>
+              <w:kinsoku w:val="0"/>
+              <w:wordWrap/>
+              <w:overflowPunct/>
+              <w:topLinePunct w:val="0"/>
+              <w:autoSpaceDE w:val="0"/>
+              <w:autoSpaceDN w:val="0"/>
+              <w:bidi w:val="0"/>
+              <w:adjustRightInd w:val="0"/>
+              <w:snapToGrid w:val="0"/>
               <w:spacing w:before="119" w:line="220" w:lineRule="auto"/>
               <w:ind w:left="112"/>
+              <w:textAlignment w:val="baseline"/>
               <w:rPr>
                 <w:rFonts w:hint="default"/>
                 <w:spacing w:val="-4"/>
@@ -3458,8 +4944,22 @@
           <w:p>
             <w:pPr>
               <w:pStyle w:val="25"/>
+              <w:keepNext w:val="0"/>
+              <w:keepLines w:val="0"/>
+              <w:pageBreakBefore w:val="0"/>
+              <w:widowControl w:val="0"/>
+              <w:kinsoku w:val="0"/>
+              <w:wordWrap/>
+              <w:overflowPunct/>
+              <w:topLinePunct w:val="0"/>
+              <w:autoSpaceDE w:val="0"/>
+              <w:autoSpaceDN w:val="0"/>
+              <w:bidi w:val="0"/>
+              <w:adjustRightInd w:val="0"/>
+              <w:snapToGrid w:val="0"/>
               <w:spacing w:before="120" w:line="311" w:lineRule="auto"/>
               <w:ind w:right="272"/>
+              <w:textAlignment w:val="baseline"/>
               <w:rPr>
                 <w:rFonts w:hint="default" w:eastAsia="宋体"/>
                 <w:spacing w:val="-1"/>
@@ -3504,8 +5004,22 @@
           <w:p>
             <w:pPr>
               <w:pStyle w:val="25"/>
+              <w:keepNext w:val="0"/>
+              <w:keepLines w:val="0"/>
+              <w:pageBreakBefore w:val="0"/>
+              <w:widowControl w:val="0"/>
+              <w:kinsoku w:val="0"/>
+              <w:wordWrap/>
+              <w:overflowPunct/>
+              <w:topLinePunct w:val="0"/>
+              <w:autoSpaceDE w:val="0"/>
+              <w:autoSpaceDN w:val="0"/>
+              <w:bidi w:val="0"/>
+              <w:adjustRightInd w:val="0"/>
+              <w:snapToGrid w:val="0"/>
               <w:spacing w:before="78" w:line="220" w:lineRule="auto"/>
               <w:ind w:left="112"/>
+              <w:textAlignment w:val="baseline"/>
               <w:rPr>
                 <w:rFonts w:hint="default"/>
                 <w:spacing w:val="-3"/>
@@ -3529,8 +5043,22 @@
           <w:p>
             <w:pPr>
               <w:pStyle w:val="25"/>
+              <w:keepNext w:val="0"/>
+              <w:keepLines w:val="0"/>
+              <w:pageBreakBefore w:val="0"/>
+              <w:widowControl w:val="0"/>
+              <w:kinsoku w:val="0"/>
+              <w:wordWrap/>
+              <w:overflowPunct/>
+              <w:topLinePunct w:val="0"/>
+              <w:autoSpaceDE w:val="0"/>
+              <w:autoSpaceDN w:val="0"/>
+              <w:bidi w:val="0"/>
+              <w:adjustRightInd w:val="0"/>
+              <w:snapToGrid w:val="0"/>
               <w:spacing w:before="119" w:line="220" w:lineRule="auto"/>
               <w:ind w:left="112"/>
+              <w:textAlignment w:val="baseline"/>
               <w:rPr>
                 <w:rFonts w:hint="default"/>
                 <w:spacing w:val="-4"/>
@@ -3554,8 +5082,22 @@
           <w:p>
             <w:pPr>
               <w:pStyle w:val="25"/>
+              <w:keepNext w:val="0"/>
+              <w:keepLines w:val="0"/>
+              <w:pageBreakBefore w:val="0"/>
+              <w:widowControl w:val="0"/>
+              <w:kinsoku w:val="0"/>
+              <w:wordWrap/>
+              <w:overflowPunct/>
+              <w:topLinePunct w:val="0"/>
+              <w:autoSpaceDE w:val="0"/>
+              <w:autoSpaceDN w:val="0"/>
+              <w:bidi w:val="0"/>
+              <w:adjustRightInd w:val="0"/>
+              <w:snapToGrid w:val="0"/>
               <w:spacing w:before="120" w:line="311" w:lineRule="auto"/>
               <w:ind w:right="272"/>
+              <w:textAlignment w:val="baseline"/>
               <w:rPr>
                 <w:rFonts w:hint="default"/>
                 <w:spacing w:val="-1"/>
@@ -3600,8 +5142,22 @@
           <w:p>
             <w:pPr>
               <w:pStyle w:val="25"/>
+              <w:keepNext w:val="0"/>
+              <w:keepLines w:val="0"/>
+              <w:pageBreakBefore w:val="0"/>
+              <w:widowControl w:val="0"/>
+              <w:kinsoku w:val="0"/>
+              <w:wordWrap/>
+              <w:overflowPunct/>
+              <w:topLinePunct w:val="0"/>
+              <w:autoSpaceDE w:val="0"/>
+              <w:autoSpaceDN w:val="0"/>
+              <w:bidi w:val="0"/>
+              <w:adjustRightInd w:val="0"/>
+              <w:snapToGrid w:val="0"/>
               <w:spacing w:before="78" w:line="220" w:lineRule="auto"/>
               <w:ind w:left="112"/>
+              <w:textAlignment w:val="baseline"/>
               <w:rPr>
                 <w:rFonts w:hint="default"/>
                 <w:spacing w:val="-3"/>
@@ -3625,8 +5181,22 @@
           <w:p>
             <w:pPr>
               <w:pStyle w:val="25"/>
+              <w:keepNext w:val="0"/>
+              <w:keepLines w:val="0"/>
+              <w:pageBreakBefore w:val="0"/>
+              <w:widowControl w:val="0"/>
+              <w:kinsoku w:val="0"/>
+              <w:wordWrap/>
+              <w:overflowPunct/>
+              <w:topLinePunct w:val="0"/>
+              <w:autoSpaceDE w:val="0"/>
+              <w:autoSpaceDN w:val="0"/>
+              <w:bidi w:val="0"/>
+              <w:adjustRightInd w:val="0"/>
+              <w:snapToGrid w:val="0"/>
               <w:spacing w:before="119" w:line="220" w:lineRule="auto"/>
               <w:ind w:left="112"/>
+              <w:textAlignment w:val="baseline"/>
               <w:rPr>
                 <w:rFonts w:hint="default"/>
                 <w:spacing w:val="-4"/>
@@ -3650,8 +5220,22 @@
           <w:p>
             <w:pPr>
               <w:pStyle w:val="25"/>
+              <w:keepNext w:val="0"/>
+              <w:keepLines w:val="0"/>
+              <w:pageBreakBefore w:val="0"/>
+              <w:widowControl w:val="0"/>
+              <w:kinsoku w:val="0"/>
+              <w:wordWrap/>
+              <w:overflowPunct/>
+              <w:topLinePunct w:val="0"/>
+              <w:autoSpaceDE w:val="0"/>
+              <w:autoSpaceDN w:val="0"/>
+              <w:bidi w:val="0"/>
+              <w:adjustRightInd w:val="0"/>
+              <w:snapToGrid w:val="0"/>
               <w:spacing w:before="120" w:line="311" w:lineRule="auto"/>
               <w:ind w:right="272"/>
+              <w:textAlignment w:val="baseline"/>
               <w:rPr>
                 <w:rFonts w:hint="default"/>
                 <w:spacing w:val="-1"/>
@@ -3673,12 +5257,25 @@
     <w:p>
       <w:pPr>
         <w:pStyle w:val="29"/>
+        <w:keepNext w:val="0"/>
+        <w:keepLines w:val="0"/>
+        <w:pageBreakBefore w:val="0"/>
+        <w:widowControl w:val="0"/>
+        <w:kinsoku w:val="0"/>
+        <w:wordWrap/>
+        <w:overflowPunct/>
+        <w:topLinePunct w:val="0"/>
+        <w:autoSpaceDE w:val="0"/>
+        <w:autoSpaceDN w:val="0"/>
         <w:bidi w:val="0"/>
+        <w:adjustRightInd w:val="0"/>
+        <w:snapToGrid w:val="0"/>
+        <w:textAlignment w:val="baseline"/>
         <w:rPr>
           <w:rFonts w:hint="eastAsia"/>
         </w:rPr>
       </w:pPr>
-      <w:bookmarkStart w:id="14" w:name="_Toc4244"/>
+      <w:bookmarkStart w:id="14" w:name="_Toc5200"/>
       <w:r>
         <w:rPr>
           <w:rFonts w:hint="eastAsia"/>
@@ -3689,8 +5286,22 @@
     </w:p>
     <w:p>
       <w:pPr>
+        <w:keepNext w:val="0"/>
+        <w:keepLines w:val="0"/>
+        <w:pageBreakBefore w:val="0"/>
+        <w:widowControl w:val="0"/>
+        <w:kinsoku w:val="0"/>
+        <w:wordWrap/>
+        <w:overflowPunct/>
+        <w:topLinePunct w:val="0"/>
+        <w:autoSpaceDE w:val="0"/>
+        <w:autoSpaceDN w:val="0"/>
+        <w:bidi w:val="0"/>
+        <w:adjustRightInd w:val="0"/>
+        <w:snapToGrid w:val="0"/>
         <w:spacing w:before="78" w:line="362" w:lineRule="auto"/>
         <w:ind w:left="26" w:firstLine="477"/>
+        <w:textAlignment w:val="baseline"/>
         <w:rPr>
           <w:rFonts w:ascii="宋体" w:hAnsi="宋体" w:eastAsia="宋体" w:cs="宋体"/>
           <w:sz w:val="24"/>
@@ -3735,7 +5346,21 @@
     </w:p>
     <w:p>
       <w:pPr>
+        <w:keepNext w:val="0"/>
+        <w:keepLines w:val="0"/>
+        <w:pageBreakBefore w:val="0"/>
+        <w:widowControl w:val="0"/>
+        <w:kinsoku w:val="0"/>
+        <w:wordWrap/>
+        <w:overflowPunct/>
+        <w:topLinePunct w:val="0"/>
+        <w:autoSpaceDE w:val="0"/>
+        <w:autoSpaceDN w:val="0"/>
+        <w:bidi w:val="0"/>
+        <w:adjustRightInd w:val="0"/>
+        <w:snapToGrid w:val="0"/>
         <w:spacing w:before="106"/>
+        <w:textAlignment w:val="baseline"/>
       </w:pPr>
     </w:p>
     <w:tbl>
@@ -3791,8 +5416,22 @@
           <w:p>
             <w:pPr>
               <w:pStyle w:val="25"/>
+              <w:keepNext w:val="0"/>
+              <w:keepLines w:val="0"/>
+              <w:pageBreakBefore w:val="0"/>
+              <w:widowControl w:val="0"/>
+              <w:kinsoku w:val="0"/>
+              <w:wordWrap/>
+              <w:overflowPunct/>
+              <w:topLinePunct w:val="0"/>
+              <w:autoSpaceDE w:val="0"/>
+              <w:autoSpaceDN w:val="0"/>
+              <w:bidi w:val="0"/>
+              <w:adjustRightInd w:val="0"/>
+              <w:snapToGrid w:val="0"/>
               <w:spacing w:before="116" w:line="193" w:lineRule="auto"/>
               <w:ind w:left="113"/>
+              <w:textAlignment w:val="baseline"/>
             </w:pPr>
             <w:r>
               <w:rPr>
@@ -3811,8 +5450,22 @@
           <w:p>
             <w:pPr>
               <w:pStyle w:val="25"/>
+              <w:keepNext w:val="0"/>
+              <w:keepLines w:val="0"/>
+              <w:pageBreakBefore w:val="0"/>
+              <w:widowControl w:val="0"/>
+              <w:kinsoku w:val="0"/>
+              <w:wordWrap/>
+              <w:overflowPunct/>
+              <w:topLinePunct w:val="0"/>
+              <w:autoSpaceDE w:val="0"/>
+              <w:autoSpaceDN w:val="0"/>
+              <w:bidi w:val="0"/>
+              <w:adjustRightInd w:val="0"/>
+              <w:snapToGrid w:val="0"/>
               <w:spacing w:before="116" w:line="193" w:lineRule="auto"/>
               <w:ind w:left="110"/>
+              <w:textAlignment w:val="baseline"/>
             </w:pPr>
             <w:r>
               <w:rPr>
@@ -3831,8 +5484,22 @@
           <w:p>
             <w:pPr>
               <w:pStyle w:val="25"/>
+              <w:keepNext w:val="0"/>
+              <w:keepLines w:val="0"/>
+              <w:pageBreakBefore w:val="0"/>
+              <w:widowControl w:val="0"/>
+              <w:kinsoku w:val="0"/>
+              <w:wordWrap/>
+              <w:overflowPunct/>
+              <w:topLinePunct w:val="0"/>
+              <w:autoSpaceDE w:val="0"/>
+              <w:autoSpaceDN w:val="0"/>
+              <w:bidi w:val="0"/>
+              <w:adjustRightInd w:val="0"/>
+              <w:snapToGrid w:val="0"/>
               <w:spacing w:before="116" w:line="193" w:lineRule="auto"/>
               <w:ind w:left="117"/>
+              <w:textAlignment w:val="baseline"/>
             </w:pPr>
             <w:r>
               <w:rPr>
@@ -3872,8 +5539,22 @@
           <w:p>
             <w:pPr>
               <w:pStyle w:val="25"/>
+              <w:keepNext w:val="0"/>
+              <w:keepLines w:val="0"/>
+              <w:pageBreakBefore w:val="0"/>
+              <w:widowControl w:val="0"/>
+              <w:kinsoku w:val="0"/>
+              <w:wordWrap/>
+              <w:overflowPunct/>
+              <w:topLinePunct w:val="0"/>
+              <w:autoSpaceDE w:val="0"/>
+              <w:autoSpaceDN w:val="0"/>
+              <w:bidi w:val="0"/>
+              <w:adjustRightInd w:val="0"/>
+              <w:snapToGrid w:val="0"/>
               <w:spacing w:before="78" w:line="220" w:lineRule="auto"/>
               <w:ind w:left="125"/>
+              <w:textAlignment w:val="baseline"/>
               <w:rPr>
                 <w:spacing w:val="-4"/>
               </w:rPr>
@@ -3893,8 +5574,22 @@
           <w:p>
             <w:pPr>
               <w:pStyle w:val="25"/>
+              <w:keepNext w:val="0"/>
+              <w:keepLines w:val="0"/>
+              <w:pageBreakBefore w:val="0"/>
+              <w:widowControl w:val="0"/>
+              <w:kinsoku w:val="0"/>
+              <w:wordWrap/>
+              <w:overflowPunct/>
+              <w:topLinePunct w:val="0"/>
+              <w:autoSpaceDE w:val="0"/>
+              <w:autoSpaceDN w:val="0"/>
+              <w:bidi w:val="0"/>
+              <w:adjustRightInd w:val="0"/>
+              <w:snapToGrid w:val="0"/>
               <w:spacing w:before="78" w:line="220" w:lineRule="auto"/>
               <w:ind w:left="125"/>
+              <w:textAlignment w:val="baseline"/>
               <w:rPr>
                 <w:spacing w:val="-4"/>
               </w:rPr>
@@ -3914,8 +5609,22 @@
           <w:p>
             <w:pPr>
               <w:pStyle w:val="25"/>
+              <w:keepNext w:val="0"/>
+              <w:keepLines w:val="0"/>
+              <w:pageBreakBefore w:val="0"/>
+              <w:widowControl w:val="0"/>
+              <w:kinsoku w:val="0"/>
+              <w:wordWrap/>
+              <w:overflowPunct/>
+              <w:topLinePunct w:val="0"/>
+              <w:autoSpaceDE w:val="0"/>
+              <w:autoSpaceDN w:val="0"/>
+              <w:bidi w:val="0"/>
+              <w:adjustRightInd w:val="0"/>
+              <w:snapToGrid w:val="0"/>
               <w:spacing w:before="78" w:line="220" w:lineRule="auto"/>
               <w:ind w:left="125"/>
+              <w:textAlignment w:val="baseline"/>
               <w:rPr>
                 <w:spacing w:val="-4"/>
               </w:rPr>
@@ -3956,8 +5665,22 @@
           <w:p>
             <w:pPr>
               <w:pStyle w:val="25"/>
+              <w:keepNext w:val="0"/>
+              <w:keepLines w:val="0"/>
+              <w:pageBreakBefore w:val="0"/>
+              <w:widowControl w:val="0"/>
+              <w:kinsoku w:val="0"/>
+              <w:wordWrap/>
+              <w:overflowPunct/>
+              <w:topLinePunct w:val="0"/>
+              <w:autoSpaceDE w:val="0"/>
+              <w:autoSpaceDN w:val="0"/>
+              <w:bidi w:val="0"/>
+              <w:adjustRightInd w:val="0"/>
+              <w:snapToGrid w:val="0"/>
               <w:spacing w:before="78" w:line="220" w:lineRule="auto"/>
               <w:ind w:left="125"/>
+              <w:textAlignment w:val="baseline"/>
               <w:rPr>
                 <w:spacing w:val="-4"/>
               </w:rPr>
@@ -3977,8 +5700,22 @@
           <w:p>
             <w:pPr>
               <w:pStyle w:val="25"/>
+              <w:keepNext w:val="0"/>
+              <w:keepLines w:val="0"/>
+              <w:pageBreakBefore w:val="0"/>
+              <w:widowControl w:val="0"/>
+              <w:kinsoku w:val="0"/>
+              <w:wordWrap/>
+              <w:overflowPunct/>
+              <w:topLinePunct w:val="0"/>
+              <w:autoSpaceDE w:val="0"/>
+              <w:autoSpaceDN w:val="0"/>
+              <w:bidi w:val="0"/>
+              <w:adjustRightInd w:val="0"/>
+              <w:snapToGrid w:val="0"/>
               <w:spacing w:before="78" w:line="220" w:lineRule="auto"/>
               <w:ind w:left="125"/>
+              <w:textAlignment w:val="baseline"/>
               <w:rPr>
                 <w:spacing w:val="-4"/>
               </w:rPr>
@@ -3998,8 +5735,22 @@
           <w:p>
             <w:pPr>
               <w:pStyle w:val="25"/>
+              <w:keepNext w:val="0"/>
+              <w:keepLines w:val="0"/>
+              <w:pageBreakBefore w:val="0"/>
+              <w:widowControl w:val="0"/>
+              <w:kinsoku w:val="0"/>
+              <w:wordWrap/>
+              <w:overflowPunct/>
+              <w:topLinePunct w:val="0"/>
+              <w:autoSpaceDE w:val="0"/>
+              <w:autoSpaceDN w:val="0"/>
+              <w:bidi w:val="0"/>
+              <w:adjustRightInd w:val="0"/>
+              <w:snapToGrid w:val="0"/>
               <w:spacing w:before="78" w:line="220" w:lineRule="auto"/>
               <w:ind w:left="125"/>
+              <w:textAlignment w:val="baseline"/>
               <w:rPr>
                 <w:spacing w:val="-4"/>
               </w:rPr>
@@ -4040,8 +5791,22 @@
           <w:p>
             <w:pPr>
               <w:pStyle w:val="25"/>
+              <w:keepNext w:val="0"/>
+              <w:keepLines w:val="0"/>
+              <w:pageBreakBefore w:val="0"/>
+              <w:widowControl w:val="0"/>
+              <w:kinsoku w:val="0"/>
+              <w:wordWrap/>
+              <w:overflowPunct/>
+              <w:topLinePunct w:val="0"/>
+              <w:autoSpaceDE w:val="0"/>
+              <w:autoSpaceDN w:val="0"/>
+              <w:bidi w:val="0"/>
+              <w:adjustRightInd w:val="0"/>
+              <w:snapToGrid w:val="0"/>
               <w:spacing w:before="78" w:line="220" w:lineRule="auto"/>
               <w:ind w:left="125"/>
+              <w:textAlignment w:val="baseline"/>
               <w:rPr>
                 <w:spacing w:val="-4"/>
               </w:rPr>
@@ -4061,8 +5826,22 @@
           <w:p>
             <w:pPr>
               <w:pStyle w:val="25"/>
+              <w:keepNext w:val="0"/>
+              <w:keepLines w:val="0"/>
+              <w:pageBreakBefore w:val="0"/>
+              <w:widowControl w:val="0"/>
+              <w:kinsoku w:val="0"/>
+              <w:wordWrap/>
+              <w:overflowPunct/>
+              <w:topLinePunct w:val="0"/>
+              <w:autoSpaceDE w:val="0"/>
+              <w:autoSpaceDN w:val="0"/>
+              <w:bidi w:val="0"/>
+              <w:adjustRightInd w:val="0"/>
+              <w:snapToGrid w:val="0"/>
               <w:spacing w:before="78" w:line="220" w:lineRule="auto"/>
               <w:ind w:left="125"/>
+              <w:textAlignment w:val="baseline"/>
               <w:rPr>
                 <w:spacing w:val="-4"/>
               </w:rPr>
@@ -4082,8 +5861,22 @@
           <w:p>
             <w:pPr>
               <w:pStyle w:val="25"/>
+              <w:keepNext w:val="0"/>
+              <w:keepLines w:val="0"/>
+              <w:pageBreakBefore w:val="0"/>
+              <w:widowControl w:val="0"/>
+              <w:kinsoku w:val="0"/>
+              <w:wordWrap/>
+              <w:overflowPunct/>
+              <w:topLinePunct w:val="0"/>
+              <w:autoSpaceDE w:val="0"/>
+              <w:autoSpaceDN w:val="0"/>
+              <w:bidi w:val="0"/>
+              <w:adjustRightInd w:val="0"/>
+              <w:snapToGrid w:val="0"/>
               <w:spacing w:before="78" w:line="220" w:lineRule="auto"/>
               <w:ind w:left="125"/>
+              <w:textAlignment w:val="baseline"/>
               <w:rPr>
                 <w:spacing w:val="-4"/>
               </w:rPr>
@@ -4124,8 +5917,22 @@
           <w:p>
             <w:pPr>
               <w:pStyle w:val="25"/>
+              <w:keepNext w:val="0"/>
+              <w:keepLines w:val="0"/>
+              <w:pageBreakBefore w:val="0"/>
+              <w:widowControl w:val="0"/>
+              <w:kinsoku w:val="0"/>
+              <w:wordWrap/>
+              <w:overflowPunct/>
+              <w:topLinePunct w:val="0"/>
+              <w:autoSpaceDE w:val="0"/>
+              <w:autoSpaceDN w:val="0"/>
+              <w:bidi w:val="0"/>
+              <w:adjustRightInd w:val="0"/>
+              <w:snapToGrid w:val="0"/>
               <w:spacing w:before="118" w:line="220" w:lineRule="auto"/>
               <w:ind w:left="115"/>
+              <w:textAlignment w:val="baseline"/>
               <w:rPr>
                 <w:rFonts w:hint="eastAsia" w:eastAsia="宋体"/>
                 <w:lang w:val="en-US" w:eastAsia="zh-CN"/>
@@ -4154,8 +5961,22 @@
           <w:p>
             <w:pPr>
               <w:pStyle w:val="25"/>
+              <w:keepNext w:val="0"/>
+              <w:keepLines w:val="0"/>
+              <w:pageBreakBefore w:val="0"/>
+              <w:widowControl w:val="0"/>
+              <w:kinsoku w:val="0"/>
+              <w:wordWrap/>
+              <w:overflowPunct/>
+              <w:topLinePunct w:val="0"/>
+              <w:autoSpaceDE w:val="0"/>
+              <w:autoSpaceDN w:val="0"/>
+              <w:bidi w:val="0"/>
+              <w:adjustRightInd w:val="0"/>
+              <w:snapToGrid w:val="0"/>
               <w:spacing w:before="118" w:line="218" w:lineRule="auto"/>
               <w:jc w:val="right"/>
+              <w:textAlignment w:val="baseline"/>
             </w:pPr>
             <w:r>
               <w:rPr>
@@ -4172,8 +5993,22 @@
           <w:p>
             <w:pPr>
               <w:pStyle w:val="25"/>
+              <w:keepNext w:val="0"/>
+              <w:keepLines w:val="0"/>
+              <w:pageBreakBefore w:val="0"/>
+              <w:widowControl w:val="0"/>
+              <w:kinsoku w:val="0"/>
+              <w:wordWrap/>
+              <w:overflowPunct/>
+              <w:topLinePunct w:val="0"/>
+              <w:autoSpaceDE w:val="0"/>
+              <w:autoSpaceDN w:val="0"/>
+              <w:bidi w:val="0"/>
+              <w:adjustRightInd w:val="0"/>
+              <w:snapToGrid w:val="0"/>
               <w:spacing w:before="119" w:line="222" w:lineRule="auto"/>
               <w:ind w:left="132"/>
+              <w:textAlignment w:val="baseline"/>
             </w:pPr>
             <w:r>
               <w:rPr>
@@ -4223,8 +6058,22 @@
           <w:p>
             <w:pPr>
               <w:pStyle w:val="25"/>
+              <w:keepNext w:val="0"/>
+              <w:keepLines w:val="0"/>
+              <w:pageBreakBefore w:val="0"/>
+              <w:widowControl w:val="0"/>
+              <w:kinsoku w:val="0"/>
+              <w:wordWrap/>
+              <w:overflowPunct/>
+              <w:topLinePunct w:val="0"/>
+              <w:autoSpaceDE w:val="0"/>
+              <w:autoSpaceDN w:val="0"/>
+              <w:bidi w:val="0"/>
+              <w:adjustRightInd w:val="0"/>
+              <w:snapToGrid w:val="0"/>
               <w:spacing w:before="232" w:line="220" w:lineRule="auto"/>
               <w:ind w:left="114"/>
+              <w:textAlignment w:val="baseline"/>
             </w:pPr>
             <w:r>
               <w:rPr>
@@ -4240,6 +6089,20 @@
           </w:tcPr>
           <w:p>
             <w:pPr>
+              <w:keepNext w:val="0"/>
+              <w:keepLines w:val="0"/>
+              <w:pageBreakBefore w:val="0"/>
+              <w:widowControl w:val="0"/>
+              <w:kinsoku w:val="0"/>
+              <w:wordWrap/>
+              <w:overflowPunct/>
+              <w:topLinePunct w:val="0"/>
+              <w:autoSpaceDE w:val="0"/>
+              <w:autoSpaceDN w:val="0"/>
+              <w:bidi w:val="0"/>
+              <w:adjustRightInd w:val="0"/>
+              <w:snapToGrid w:val="0"/>
+              <w:textAlignment w:val="baseline"/>
               <w:rPr>
                 <w:rFonts w:ascii="Arial"/>
                 <w:sz w:val="21"/>
@@ -4254,8 +6117,22 @@
           <w:p>
             <w:pPr>
               <w:pStyle w:val="25"/>
+              <w:keepNext w:val="0"/>
+              <w:keepLines w:val="0"/>
+              <w:pageBreakBefore w:val="0"/>
+              <w:widowControl w:val="0"/>
+              <w:kinsoku w:val="0"/>
+              <w:wordWrap/>
+              <w:overflowPunct/>
+              <w:topLinePunct w:val="0"/>
+              <w:autoSpaceDE w:val="0"/>
+              <w:autoSpaceDN w:val="0"/>
+              <w:bidi w:val="0"/>
+              <w:adjustRightInd w:val="0"/>
+              <w:snapToGrid w:val="0"/>
               <w:spacing w:before="120" w:line="222" w:lineRule="auto"/>
               <w:ind w:left="120"/>
+              <w:textAlignment w:val="baseline"/>
             </w:pPr>
             <w:r>
               <w:rPr>
@@ -4282,12 +6159,25 @@
     <w:p>
       <w:pPr>
         <w:pStyle w:val="29"/>
+        <w:keepNext w:val="0"/>
+        <w:keepLines w:val="0"/>
+        <w:pageBreakBefore w:val="0"/>
+        <w:widowControl w:val="0"/>
+        <w:kinsoku w:val="0"/>
+        <w:wordWrap/>
+        <w:overflowPunct/>
+        <w:topLinePunct w:val="0"/>
+        <w:autoSpaceDE w:val="0"/>
+        <w:autoSpaceDN w:val="0"/>
         <w:bidi w:val="0"/>
+        <w:adjustRightInd w:val="0"/>
+        <w:snapToGrid w:val="0"/>
+        <w:textAlignment w:val="baseline"/>
         <w:rPr>
           <w:rFonts w:hint="eastAsia"/>
         </w:rPr>
       </w:pPr>
-      <w:bookmarkStart w:id="15" w:name="_Toc15554"/>
+      <w:bookmarkStart w:id="15" w:name="_Toc5539"/>
       <w:r>
         <w:rPr>
           <w:rFonts w:hint="eastAsia"/>
@@ -4299,7 +6189,20 @@
     <w:p>
       <w:pPr>
         <w:pStyle w:val="27"/>
+        <w:keepNext w:val="0"/>
+        <w:keepLines w:val="0"/>
+        <w:pageBreakBefore w:val="0"/>
+        <w:widowControl w:val="0"/>
+        <w:kinsoku w:val="0"/>
+        <w:wordWrap/>
+        <w:overflowPunct/>
+        <w:topLinePunct w:val="0"/>
+        <w:autoSpaceDE w:val="0"/>
+        <w:autoSpaceDN w:val="0"/>
         <w:bidi w:val="0"/>
+        <w:adjustRightInd w:val="0"/>
+        <w:snapToGrid w:val="0"/>
+        <w:textAlignment w:val="baseline"/>
       </w:pPr>
       <w:r>
         <w:t>本年度投入</w:t>
@@ -4338,12 +6241,25 @@
     <w:p>
       <w:pPr>
         <w:pStyle w:val="29"/>
+        <w:keepNext w:val="0"/>
+        <w:keepLines w:val="0"/>
+        <w:pageBreakBefore w:val="0"/>
+        <w:widowControl w:val="0"/>
+        <w:kinsoku w:val="0"/>
+        <w:wordWrap/>
+        <w:overflowPunct/>
+        <w:topLinePunct w:val="0"/>
+        <w:autoSpaceDE w:val="0"/>
+        <w:autoSpaceDN w:val="0"/>
         <w:bidi w:val="0"/>
+        <w:adjustRightInd w:val="0"/>
+        <w:snapToGrid w:val="0"/>
+        <w:textAlignment w:val="baseline"/>
         <w:rPr>
           <w:rFonts w:hint="eastAsia"/>
         </w:rPr>
       </w:pPr>
-      <w:bookmarkStart w:id="16" w:name="_Toc10012"/>
+      <w:bookmarkStart w:id="16" w:name="_Toc8442"/>
       <w:r>
         <w:rPr>
           <w:rFonts w:hint="eastAsia"/>
@@ -4354,12 +6270,26 @@
     </w:p>
     <w:p>
       <w:pPr>
+        <w:keepNext w:val="0"/>
+        <w:keepLines w:val="0"/>
+        <w:pageBreakBefore w:val="0"/>
+        <w:widowControl w:val="0"/>
         <w:numPr>
           <w:ilvl w:val="0"/>
           <w:numId w:val="3"/>
         </w:numPr>
+        <w:kinsoku w:val="0"/>
+        <w:wordWrap/>
+        <w:overflowPunct/>
+        <w:topLinePunct w:val="0"/>
+        <w:autoSpaceDE w:val="0"/>
+        <w:autoSpaceDN w:val="0"/>
+        <w:bidi w:val="0"/>
+        <w:adjustRightInd w:val="0"/>
+        <w:snapToGrid w:val="0"/>
         <w:spacing w:before="79" w:line="220" w:lineRule="auto"/>
         <w:ind w:left="425" w:leftChars="0" w:hanging="425" w:firstLineChars="0"/>
+        <w:textAlignment w:val="baseline"/>
         <w:rPr>
           <w:rFonts w:ascii="宋体" w:hAnsi="宋体" w:eastAsia="宋体" w:cs="宋体"/>
           <w:sz w:val="24"/>
@@ -4378,8 +6308,22 @@
     </w:p>
     <w:p>
       <w:pPr>
+        <w:keepNext w:val="0"/>
+        <w:keepLines w:val="0"/>
+        <w:pageBreakBefore w:val="0"/>
+        <w:widowControl w:val="0"/>
+        <w:kinsoku w:val="0"/>
+        <w:wordWrap/>
+        <w:overflowPunct/>
+        <w:topLinePunct w:val="0"/>
+        <w:autoSpaceDE w:val="0"/>
+        <w:autoSpaceDN w:val="0"/>
+        <w:bidi w:val="0"/>
+        <w:adjustRightInd w:val="0"/>
+        <w:snapToGrid w:val="0"/>
         <w:spacing w:before="182" w:line="361" w:lineRule="auto"/>
         <w:ind w:left="36" w:firstLine="470"/>
+        <w:textAlignment w:val="baseline"/>
         <w:rPr>
           <w:rFonts w:ascii="宋体" w:hAnsi="宋体" w:eastAsia="宋体" w:cs="宋体"/>
           <w:sz w:val="24"/>
@@ -4407,12 +6351,26 @@
     </w:p>
     <w:p>
       <w:pPr>
+        <w:keepNext w:val="0"/>
+        <w:keepLines w:val="0"/>
+        <w:pageBreakBefore w:val="0"/>
+        <w:widowControl w:val="0"/>
         <w:numPr>
           <w:ilvl w:val="0"/>
           <w:numId w:val="3"/>
         </w:numPr>
+        <w:kinsoku w:val="0"/>
+        <w:wordWrap/>
+        <w:overflowPunct/>
+        <w:topLinePunct w:val="0"/>
+        <w:autoSpaceDE w:val="0"/>
+        <w:autoSpaceDN w:val="0"/>
+        <w:bidi w:val="0"/>
+        <w:adjustRightInd w:val="0"/>
+        <w:snapToGrid w:val="0"/>
         <w:spacing w:before="124" w:line="220" w:lineRule="auto"/>
         <w:ind w:left="425" w:leftChars="0" w:hanging="425" w:firstLineChars="0"/>
+        <w:textAlignment w:val="baseline"/>
         <w:rPr>
           <w:rFonts w:ascii="宋体" w:hAnsi="宋体" w:eastAsia="宋体" w:cs="宋体"/>
           <w:sz w:val="24"/>
@@ -4431,8 +6389,22 @@
     </w:p>
     <w:p>
       <w:pPr>
+        <w:keepNext w:val="0"/>
+        <w:keepLines w:val="0"/>
+        <w:pageBreakBefore w:val="0"/>
+        <w:widowControl w:val="0"/>
+        <w:kinsoku w:val="0"/>
+        <w:wordWrap/>
+        <w:overflowPunct/>
+        <w:topLinePunct w:val="0"/>
+        <w:autoSpaceDE w:val="0"/>
+        <w:autoSpaceDN w:val="0"/>
+        <w:bidi w:val="0"/>
+        <w:adjustRightInd w:val="0"/>
+        <w:snapToGrid w:val="0"/>
         <w:spacing w:before="181" w:line="360" w:lineRule="auto"/>
         <w:ind w:left="23" w:right="265" w:firstLine="480"/>
+        <w:textAlignment w:val="baseline"/>
         <w:rPr>
           <w:rFonts w:ascii="宋体" w:hAnsi="宋体" w:eastAsia="宋体" w:cs="宋体"/>
           <w:sz w:val="24"/>
@@ -4468,12 +6440,26 @@
     </w:p>
     <w:p>
       <w:pPr>
+        <w:keepNext w:val="0"/>
+        <w:keepLines w:val="0"/>
+        <w:pageBreakBefore w:val="0"/>
+        <w:widowControl w:val="0"/>
         <w:numPr>
           <w:ilvl w:val="0"/>
           <w:numId w:val="3"/>
         </w:numPr>
+        <w:kinsoku w:val="0"/>
+        <w:wordWrap/>
+        <w:overflowPunct/>
+        <w:topLinePunct w:val="0"/>
+        <w:autoSpaceDE w:val="0"/>
+        <w:autoSpaceDN w:val="0"/>
+        <w:bidi w:val="0"/>
+        <w:adjustRightInd w:val="0"/>
+        <w:snapToGrid w:val="0"/>
         <w:spacing w:line="220" w:lineRule="auto"/>
         <w:ind w:left="425" w:leftChars="0" w:hanging="425" w:firstLineChars="0"/>
+        <w:textAlignment w:val="baseline"/>
         <w:rPr>
           <w:rFonts w:ascii="宋体" w:hAnsi="宋体" w:eastAsia="宋体" w:cs="宋体"/>
           <w:sz w:val="24"/>
@@ -4492,8 +6478,22 @@
     </w:p>
     <w:p>
       <w:pPr>
+        <w:keepNext w:val="0"/>
+        <w:keepLines w:val="0"/>
+        <w:pageBreakBefore w:val="0"/>
+        <w:widowControl w:val="0"/>
+        <w:kinsoku w:val="0"/>
+        <w:wordWrap/>
+        <w:overflowPunct/>
+        <w:topLinePunct w:val="0"/>
+        <w:autoSpaceDE w:val="0"/>
+        <w:autoSpaceDN w:val="0"/>
+        <w:bidi w:val="0"/>
+        <w:adjustRightInd w:val="0"/>
+        <w:snapToGrid w:val="0"/>
         <w:spacing w:before="181" w:line="360" w:lineRule="auto"/>
         <w:ind w:left="24" w:right="265" w:firstLine="480"/>
+        <w:textAlignment w:val="baseline"/>
         <w:rPr>
           <w:rFonts w:ascii="宋体" w:hAnsi="宋体" w:eastAsia="宋体" w:cs="宋体"/>
           <w:sz w:val="24"/>
@@ -4530,9 +6530,22 @@
     <w:p>
       <w:pPr>
         <w:pStyle w:val="26"/>
+        <w:keepNext w:val="0"/>
+        <w:keepLines w:val="0"/>
+        <w:pageBreakBefore w:val="0"/>
+        <w:widowControl w:val="0"/>
+        <w:kinsoku w:val="0"/>
+        <w:wordWrap/>
+        <w:overflowPunct/>
+        <w:topLinePunct w:val="0"/>
+        <w:autoSpaceDE w:val="0"/>
+        <w:autoSpaceDN w:val="0"/>
         <w:bidi w:val="0"/>
+        <w:adjustRightInd w:val="0"/>
+        <w:snapToGrid w:val="0"/>
+        <w:textAlignment w:val="baseline"/>
       </w:pPr>
-      <w:bookmarkStart w:id="17" w:name="_Toc7762"/>
+      <w:bookmarkStart w:id="17" w:name="_Toc4343"/>
       <w:r>
         <w:t>技术手册研发规划</w:t>
       </w:r>
@@ -4540,9 +6553,23 @@
     </w:p>
     <w:p>
       <w:pPr>
+        <w:keepNext w:val="0"/>
+        <w:keepLines w:val="0"/>
+        <w:pageBreakBefore w:val="0"/>
+        <w:widowControl w:val="0"/>
+        <w:kinsoku w:val="0"/>
+        <w:wordWrap/>
+        <w:overflowPunct/>
+        <w:topLinePunct w:val="0"/>
+        <w:autoSpaceDE w:val="0"/>
+        <w:autoSpaceDN w:val="0"/>
+        <w:bidi w:val="0"/>
+        <w:adjustRightInd w:val="0"/>
+        <w:snapToGrid w:val="0"/>
         <w:spacing w:before="305" w:line="360" w:lineRule="auto"/>
         <w:ind w:left="23" w:right="60" w:firstLine="482"/>
         <w:jc w:val="both"/>
+        <w:textAlignment w:val="baseline"/>
         <w:rPr>
           <w:rFonts w:ascii="宋体" w:hAnsi="宋体" w:eastAsia="宋体" w:cs="宋体"/>
           <w:sz w:val="24"/>
@@ -4564,7 +6591,18 @@
           <w:sz w:val="24"/>
           <w:szCs w:val="24"/>
         </w:rPr>
-        <w:t>解决问题的效率，缩短事件及问题的解决事件。根据公司运维业务的实际情况，本年度决定</w:t>
+        <w:t>解决</w:t>
+      </w:r>
+      <w:bookmarkStart w:id="19" w:name="_GoBack"/>
+      <w:bookmarkEnd w:id="19"/>
+      <w:r>
+        <w:rPr>
+          <w:rFonts w:ascii="宋体" w:hAnsi="宋体" w:eastAsia="宋体" w:cs="宋体"/>
+          <w:spacing w:val="-1"/>
+          <w:sz w:val="24"/>
+          <w:szCs w:val="24"/>
+        </w:rPr>
+        <w:t>问题的效率，缩短事件及问题的解决事件。根据公司运维业务的实际情况，本年度决定</w:t>
       </w:r>
       <w:r>
         <w:rPr>
@@ -4573,12 +6611,45 @@
           <w:sz w:val="24"/>
           <w:szCs w:val="24"/>
         </w:rPr>
-        <w:t>研发相关的技术手册。本年度投入技术手册的研发预算经费为：3万元。</w:t>
+        <w:t>研发相关的技术手册。本年度投入技术手册的研发预算经费为：</w:t>
+      </w:r>
+      <w:r>
+        <w:rPr>
+          <w:rFonts w:hint="eastAsia" w:ascii="宋体" w:hAnsi="宋体" w:cs="宋体"/>
+          <w:spacing w:val="-2"/>
+          <w:sz w:val="24"/>
+          <w:szCs w:val="24"/>
+          <w:lang w:val="en-US" w:eastAsia="zh-CN"/>
+        </w:rPr>
+        <w:t>4</w:t>
+      </w:r>
+      <w:r>
+        <w:rPr>
+          <w:rFonts w:ascii="宋体" w:hAnsi="宋体" w:eastAsia="宋体" w:cs="宋体"/>
+          <w:spacing w:val="-2"/>
+          <w:sz w:val="24"/>
+          <w:szCs w:val="24"/>
+        </w:rPr>
+        <w:t>万元。</w:t>
       </w:r>
     </w:p>
     <w:p>
       <w:pPr>
+        <w:keepNext w:val="0"/>
+        <w:keepLines w:val="0"/>
+        <w:pageBreakBefore w:val="0"/>
+        <w:widowControl w:val="0"/>
+        <w:kinsoku w:val="0"/>
+        <w:wordWrap/>
+        <w:overflowPunct/>
+        <w:topLinePunct w:val="0"/>
+        <w:autoSpaceDE w:val="0"/>
+        <w:autoSpaceDN w:val="0"/>
+        <w:bidi w:val="0"/>
+        <w:adjustRightInd w:val="0"/>
+        <w:snapToGrid w:val="0"/>
         <w:spacing w:before="13"/>
+        <w:textAlignment w:val="baseline"/>
       </w:pPr>
       <w:r>
         <w:rPr>
@@ -4601,7 +6672,21 @@
     </w:p>
     <w:p>
       <w:pPr>
+        <w:keepNext w:val="0"/>
+        <w:keepLines w:val="0"/>
+        <w:pageBreakBefore w:val="0"/>
+        <w:widowControl w:val="0"/>
+        <w:kinsoku w:val="0"/>
+        <w:wordWrap/>
+        <w:overflowPunct/>
+        <w:topLinePunct w:val="0"/>
+        <w:autoSpaceDE w:val="0"/>
+        <w:autoSpaceDN w:val="0"/>
+        <w:bidi w:val="0"/>
+        <w:adjustRightInd w:val="0"/>
+        <w:snapToGrid w:val="0"/>
         <w:spacing w:before="13"/>
+        <w:textAlignment w:val="baseline"/>
       </w:pPr>
     </w:p>
     <w:tbl>
@@ -4656,8 +6741,22 @@
           </w:tcPr>
           <w:p>
             <w:pPr>
+              <w:keepNext w:val="0"/>
+              <w:keepLines w:val="0"/>
+              <w:pageBreakBefore w:val="0"/>
+              <w:widowControl w:val="0"/>
+              <w:kinsoku w:val="0"/>
+              <w:wordWrap/>
+              <w:overflowPunct/>
+              <w:topLinePunct w:val="0"/>
+              <w:autoSpaceDE w:val="0"/>
+              <w:autoSpaceDN w:val="0"/>
+              <w:bidi w:val="0"/>
+              <w:adjustRightInd w:val="0"/>
+              <w:snapToGrid w:val="0"/>
               <w:spacing w:before="89" w:line="223" w:lineRule="auto"/>
               <w:ind w:left="234"/>
+              <w:textAlignment w:val="baseline"/>
               <w:rPr>
                 <w:rFonts w:ascii="黑体" w:hAnsi="黑体" w:eastAsia="黑体" w:cs="黑体"/>
                 <w:sz w:val="24"/>
@@ -4684,8 +6783,22 @@
           </w:tcPr>
           <w:p>
             <w:pPr>
+              <w:keepNext w:val="0"/>
+              <w:keepLines w:val="0"/>
+              <w:pageBreakBefore w:val="0"/>
+              <w:widowControl w:val="0"/>
+              <w:kinsoku w:val="0"/>
+              <w:wordWrap/>
+              <w:overflowPunct/>
+              <w:topLinePunct w:val="0"/>
+              <w:autoSpaceDE w:val="0"/>
+              <w:autoSpaceDN w:val="0"/>
+              <w:bidi w:val="0"/>
+              <w:adjustRightInd w:val="0"/>
+              <w:snapToGrid w:val="0"/>
               <w:spacing w:before="90" w:line="222" w:lineRule="auto"/>
               <w:ind w:left="3419"/>
+              <w:textAlignment w:val="baseline"/>
               <w:rPr>
                 <w:rFonts w:ascii="黑体" w:hAnsi="黑体" w:eastAsia="黑体" w:cs="黑体"/>
                 <w:sz w:val="24"/>
@@ -4733,8 +6846,22 @@
           <w:p>
             <w:pPr>
               <w:pStyle w:val="25"/>
+              <w:keepNext w:val="0"/>
+              <w:keepLines w:val="0"/>
+              <w:pageBreakBefore w:val="0"/>
+              <w:widowControl w:val="0"/>
+              <w:kinsoku w:val="0"/>
+              <w:wordWrap/>
+              <w:overflowPunct/>
+              <w:topLinePunct w:val="0"/>
+              <w:autoSpaceDE w:val="0"/>
+              <w:autoSpaceDN w:val="0"/>
+              <w:bidi w:val="0"/>
+              <w:adjustRightInd w:val="0"/>
+              <w:snapToGrid w:val="0"/>
               <w:spacing w:before="115" w:line="222" w:lineRule="auto"/>
               <w:ind w:left="125"/>
+              <w:textAlignment w:val="baseline"/>
             </w:pPr>
             <w:r>
               <w:t>1</w:t>
@@ -4748,8 +6875,22 @@
           <w:p>
             <w:pPr>
               <w:pStyle w:val="25"/>
+              <w:keepNext w:val="0"/>
+              <w:keepLines w:val="0"/>
+              <w:pageBreakBefore w:val="0"/>
+              <w:widowControl w:val="0"/>
+              <w:kinsoku w:val="0"/>
+              <w:wordWrap/>
+              <w:overflowPunct/>
+              <w:topLinePunct w:val="0"/>
+              <w:autoSpaceDE w:val="0"/>
+              <w:autoSpaceDN w:val="0"/>
+              <w:bidi w:val="0"/>
+              <w:adjustRightInd w:val="0"/>
+              <w:snapToGrid w:val="0"/>
               <w:spacing w:before="81" w:line="220" w:lineRule="auto"/>
               <w:ind w:left="96"/>
+              <w:textAlignment w:val="baseline"/>
             </w:pPr>
             <w:r>
               <w:rPr>
@@ -4800,8 +6941,22 @@
           <w:p>
             <w:pPr>
               <w:pStyle w:val="25"/>
+              <w:keepNext w:val="0"/>
+              <w:keepLines w:val="0"/>
+              <w:pageBreakBefore w:val="0"/>
+              <w:widowControl w:val="0"/>
+              <w:kinsoku w:val="0"/>
+              <w:wordWrap/>
+              <w:overflowPunct/>
+              <w:topLinePunct w:val="0"/>
+              <w:autoSpaceDE w:val="0"/>
+              <w:autoSpaceDN w:val="0"/>
+              <w:bidi w:val="0"/>
+              <w:adjustRightInd w:val="0"/>
+              <w:snapToGrid w:val="0"/>
               <w:spacing w:before="118" w:line="220" w:lineRule="auto"/>
               <w:ind w:left="112" w:leftChars="0"/>
+              <w:textAlignment w:val="baseline"/>
               <w:rPr>
                 <w:rFonts w:hint="eastAsia" w:ascii="宋体" w:hAnsi="宋体" w:eastAsia="宋体" w:cs="宋体"/>
                 <w:snapToGrid w:val="0"/>
@@ -4834,8 +6989,22 @@
           <w:p>
             <w:pPr>
               <w:pStyle w:val="25"/>
+              <w:keepNext w:val="0"/>
+              <w:keepLines w:val="0"/>
+              <w:pageBreakBefore w:val="0"/>
+              <w:widowControl w:val="0"/>
+              <w:kinsoku w:val="0"/>
+              <w:wordWrap/>
+              <w:overflowPunct/>
+              <w:topLinePunct w:val="0"/>
+              <w:autoSpaceDE w:val="0"/>
+              <w:autoSpaceDN w:val="0"/>
+              <w:bidi w:val="0"/>
+              <w:adjustRightInd w:val="0"/>
+              <w:snapToGrid w:val="0"/>
               <w:spacing w:before="84" w:line="220" w:lineRule="auto"/>
               <w:ind w:left="96" w:leftChars="0"/>
+              <w:textAlignment w:val="baseline"/>
               <w:rPr>
                 <w:rFonts w:ascii="宋体" w:hAnsi="宋体" w:eastAsia="宋体" w:cs="宋体"/>
                 <w:snapToGrid w:val="0"/>
@@ -4895,8 +7064,22 @@
           <w:p>
             <w:pPr>
               <w:pStyle w:val="25"/>
+              <w:keepNext w:val="0"/>
+              <w:keepLines w:val="0"/>
+              <w:pageBreakBefore w:val="0"/>
+              <w:widowControl w:val="0"/>
+              <w:kinsoku w:val="0"/>
+              <w:wordWrap/>
+              <w:overflowPunct/>
+              <w:topLinePunct w:val="0"/>
+              <w:autoSpaceDE w:val="0"/>
+              <w:autoSpaceDN w:val="0"/>
+              <w:bidi w:val="0"/>
+              <w:adjustRightInd w:val="0"/>
+              <w:snapToGrid w:val="0"/>
               <w:spacing w:before="118" w:line="220" w:lineRule="auto"/>
               <w:ind w:left="112" w:leftChars="0"/>
+              <w:textAlignment w:val="baseline"/>
               <w:rPr>
                 <w:rFonts w:hint="default" w:ascii="宋体" w:hAnsi="宋体" w:eastAsia="宋体" w:cs="宋体"/>
                 <w:snapToGrid w:val="0"/>
@@ -4929,8 +7112,22 @@
           <w:p>
             <w:pPr>
               <w:pStyle w:val="25"/>
+              <w:keepNext w:val="0"/>
+              <w:keepLines w:val="0"/>
+              <w:pageBreakBefore w:val="0"/>
+              <w:widowControl w:val="0"/>
+              <w:kinsoku w:val="0"/>
+              <w:wordWrap/>
+              <w:overflowPunct/>
+              <w:topLinePunct w:val="0"/>
+              <w:autoSpaceDE w:val="0"/>
+              <w:autoSpaceDN w:val="0"/>
+              <w:bidi w:val="0"/>
+              <w:adjustRightInd w:val="0"/>
+              <w:snapToGrid w:val="0"/>
               <w:spacing w:before="84" w:line="220" w:lineRule="auto"/>
               <w:ind w:left="96" w:leftChars="0"/>
+              <w:textAlignment w:val="baseline"/>
               <w:rPr>
                 <w:rFonts w:hint="default" w:ascii="宋体" w:hAnsi="宋体" w:eastAsia="宋体" w:cs="宋体"/>
                 <w:snapToGrid w:val="0"/>
@@ -4957,13 +7154,26 @@
     <w:p>
       <w:pPr>
         <w:pStyle w:val="26"/>
+        <w:keepNext w:val="0"/>
+        <w:keepLines w:val="0"/>
+        <w:pageBreakBefore w:val="0"/>
+        <w:widowControl w:val="0"/>
+        <w:kinsoku w:val="0"/>
+        <w:wordWrap/>
+        <w:overflowPunct/>
+        <w:topLinePunct w:val="0"/>
+        <w:autoSpaceDE w:val="0"/>
+        <w:autoSpaceDN w:val="0"/>
         <w:bidi w:val="0"/>
+        <w:adjustRightInd w:val="0"/>
+        <w:snapToGrid w:val="0"/>
+        <w:textAlignment w:val="baseline"/>
         <w:rPr>
           <w:rFonts w:hint="default"/>
           <w:lang w:val="en-US" w:eastAsia="zh-CN"/>
         </w:rPr>
       </w:pPr>
-      <w:bookmarkStart w:id="18" w:name="_Toc19730"/>
+      <w:bookmarkStart w:id="18" w:name="_Toc2857"/>
       <w:r>
         <w:rPr>
           <w:rFonts w:hint="eastAsia"/>
@@ -4975,9 +7185,23 @@
     </w:p>
     <w:p>
       <w:pPr>
+        <w:keepNext w:val="0"/>
+        <w:keepLines w:val="0"/>
+        <w:pageBreakBefore w:val="0"/>
+        <w:widowControl w:val="0"/>
+        <w:kinsoku w:val="0"/>
+        <w:wordWrap/>
+        <w:overflowPunct/>
+        <w:topLinePunct w:val="0"/>
+        <w:autoSpaceDE w:val="0"/>
+        <w:autoSpaceDN w:val="0"/>
+        <w:bidi w:val="0"/>
+        <w:adjustRightInd w:val="0"/>
+        <w:snapToGrid w:val="0"/>
         <w:spacing w:before="305" w:line="360" w:lineRule="auto"/>
         <w:ind w:left="23" w:right="60" w:firstLine="482"/>
         <w:jc w:val="both"/>
+        <w:textAlignment w:val="baseline"/>
         <w:rPr>
           <w:rFonts w:hint="default" w:ascii="宋体" w:hAnsi="宋体" w:eastAsia="宋体" w:cs="宋体"/>
           <w:spacing w:val="-2"/>
@@ -4998,7 +7222,7 @@
       </w:r>
     </w:p>
     <w:sectPr>
-      <w:footerReference r:id="rId7" w:type="default"/>
+      <w:footerReference r:id="rId6" w:type="default"/>
       <w:pgSz w:w="11906" w:h="16839"/>
       <w:pgMar w:top="1431" w:right="1440" w:bottom="1146" w:left="1681" w:header="0" w:footer="896" w:gutter="0"/>
       <w:cols w:space="720" w:num="1"/>
@@ -5033,67 +7257,6 @@
 </file>
 
 <file path=word/footer1.xml><?xml version="1.0" encoding="utf-8"?>
-<w:ftr xmlns:wpc="http://schemas.microsoft.com/office/word/2010/wordprocessingCanvas" xmlns:mc="http://schemas.openxmlformats.org/markup-compatibility/2006" xmlns:o="urn:schemas-microsoft-com:office:office" xmlns:r="http://schemas.openxmlformats.org/officeDocument/2006/relationships" xmlns:m="http://schemas.openxmlformats.org/officeDocument/2006/math" xmlns:v="urn:schemas-microsoft-com:vml" xmlns:wp14="http://schemas.microsoft.com/office/word/2010/wordprocessingDrawing" xmlns:wp="http://schemas.openxmlformats.org/drawingml/2006/wordprocessingDrawing" xmlns:w10="urn:schemas-microsoft-com:office:word" xmlns:w="http://schemas.openxmlformats.org/wordprocessingml/2006/main" xmlns:w14="http://schemas.microsoft.com/office/word/2010/wordml" xmlns:w15="http://schemas.microsoft.com/office/word/2012/wordml" xmlns:wpg="http://schemas.microsoft.com/office/word/2010/wordprocessingGroup" xmlns:wpi="http://schemas.microsoft.com/office/word/2010/wordprocessingInk" xmlns:wne="http://schemas.microsoft.com/office/word/2006/wordml" xmlns:wps="http://schemas.microsoft.com/office/word/2010/wordprocessingShape" xmlns:wpsCustomData="http://www.wps.cn/officeDocument/2013/wpsCustomData" mc:Ignorable="w14 w15 wp14">
-  <w:p>
-    <w:pPr>
-      <w:spacing w:line="210" w:lineRule="auto"/>
-      <w:ind w:left="3928"/>
-      <w:rPr>
-        <w:rFonts w:ascii="宋体" w:hAnsi="宋体" w:eastAsia="宋体" w:cs="宋体"/>
-        <w:sz w:val="21"/>
-        <w:szCs w:val="21"/>
-      </w:rPr>
-    </w:pPr>
-    <w:r>
-      <w:rPr>
-        <w:rFonts w:ascii="宋体" w:hAnsi="宋体" w:eastAsia="宋体" w:cs="宋体"/>
-        <w:spacing w:val="-11"/>
-        <w:sz w:val="21"/>
-        <w:szCs w:val="21"/>
-      </w:rPr>
-      <w:t>第</w:t>
-    </w:r>
-    <w:r>
-      <w:rPr>
-        <w:rFonts w:ascii="宋体" w:hAnsi="宋体" w:eastAsia="宋体" w:cs="宋体"/>
-        <w:spacing w:val="23"/>
-        <w:sz w:val="21"/>
-        <w:szCs w:val="21"/>
-      </w:rPr>
-      <w:t xml:space="preserve"> </w:t>
-    </w:r>
-    <w:r>
-      <w:rPr>
-        <w:rFonts w:ascii="宋体" w:hAnsi="宋体" w:eastAsia="宋体" w:cs="宋体"/>
-        <w:spacing w:val="-11"/>
-        <w:sz w:val="21"/>
-        <w:szCs w:val="21"/>
-      </w:rPr>
-      <w:t>1</w:t>
-    </w:r>
-    <w:r>
-      <w:rPr>
-        <w:rFonts w:ascii="宋体" w:hAnsi="宋体" w:eastAsia="宋体" w:cs="宋体"/>
-        <w:spacing w:val="14"/>
-        <w:sz w:val="21"/>
-        <w:szCs w:val="21"/>
-      </w:rPr>
-      <w:t xml:space="preserve"> </w:t>
-    </w:r>
-    <w:r>
-      <w:rPr>
-        <w:rFonts w:ascii="宋体" w:hAnsi="宋体" w:eastAsia="宋体" w:cs="宋体"/>
-        <w:spacing w:val="-11"/>
-        <w:sz w:val="21"/>
-        <w:szCs w:val="21"/>
-      </w:rPr>
-      <w:t>页</w:t>
-    </w:r>
-  </w:p>
-</w:ftr>
-</file>
-
-<file path=word/footer2.xml><?xml version="1.0" encoding="utf-8"?>
 <w:ftr xmlns:wpc="http://schemas.microsoft.com/office/word/2010/wordprocessingCanvas" xmlns:mc="http://schemas.openxmlformats.org/markup-compatibility/2006" xmlns:o="urn:schemas-microsoft-com:office:office" xmlns:r="http://schemas.openxmlformats.org/officeDocument/2006/relationships" xmlns:m="http://schemas.openxmlformats.org/officeDocument/2006/math" xmlns:v="urn:schemas-microsoft-com:vml" xmlns:wp14="http://schemas.microsoft.com/office/word/2010/wordprocessingDrawing" xmlns:wp="http://schemas.openxmlformats.org/drawingml/2006/wordprocessingDrawing" xmlns:w10="urn:schemas-microsoft-com:office:word" xmlns:w="http://schemas.openxmlformats.org/wordprocessingml/2006/main" xmlns:w14="http://schemas.microsoft.com/office/word/2010/wordml" xmlns:w15="http://schemas.microsoft.com/office/word/2012/wordml" xmlns:wpg="http://schemas.microsoft.com/office/word/2010/wordprocessingGroup" xmlns:wpi="http://schemas.microsoft.com/office/word/2010/wordprocessingInk" xmlns:wne="http://schemas.microsoft.com/office/word/2006/wordml" xmlns:wps="http://schemas.microsoft.com/office/word/2010/wordprocessingShape" xmlns:wpsCustomData="http://www.wps.cn/officeDocument/2013/wpsCustomData" mc:Ignorable="w14 w15 wp14">
   <w:p>
     <w:pPr>
@@ -5154,7 +7317,7 @@
 </w:ftr>
 </file>
 
-<file path=word/footer3.xml><?xml version="1.0" encoding="utf-8"?>
+<file path=word/footer2.xml><?xml version="1.0" encoding="utf-8"?>
 <w:ftr xmlns:wpc="http://schemas.microsoft.com/office/word/2010/wordprocessingCanvas" xmlns:mc="http://schemas.openxmlformats.org/markup-compatibility/2006" xmlns:o="urn:schemas-microsoft-com:office:office" xmlns:r="http://schemas.openxmlformats.org/officeDocument/2006/relationships" xmlns:m="http://schemas.openxmlformats.org/officeDocument/2006/math" xmlns:v="urn:schemas-microsoft-com:vml" xmlns:wp14="http://schemas.microsoft.com/office/word/2010/wordprocessingDrawing" xmlns:wp="http://schemas.openxmlformats.org/drawingml/2006/wordprocessingDrawing" xmlns:w10="urn:schemas-microsoft-com:office:word" xmlns:w="http://schemas.openxmlformats.org/wordprocessingml/2006/main" xmlns:w14="http://schemas.microsoft.com/office/word/2010/wordml" xmlns:w15="http://schemas.microsoft.com/office/word/2012/wordml" xmlns:wpg="http://schemas.microsoft.com/office/word/2010/wordprocessingGroup" xmlns:wpi="http://schemas.microsoft.com/office/word/2010/wordprocessingInk" xmlns:wne="http://schemas.microsoft.com/office/word/2006/wordml" xmlns:wps="http://schemas.microsoft.com/office/word/2010/wordprocessingShape" xmlns:wpsCustomData="http://www.wps.cn/officeDocument/2013/wpsCustomData" mc:Ignorable="w14 w15 wp14">
   <w:p>
     <w:pPr>
